--- a/patent-package/final/utility/editable/application-body.docx
+++ b/patent-package/final/utility/editable/application-body.docx
@@ -2451,7 +2451,52 @@
           <w:sz w:val="24"/>
           <w:szCs w:val="24"/>
         </w:rPr>
-        <w:t xml:space="preserve"> The method of claim 1, wherein the navigation record and the second navigation record each further comprise an observation describing content of the redacted frame from which that navigation record was generated and a flag that is non-empty when that redacted frame shows an error or an incorrect value, and wherein the corrective instruction is derived from the flag of the second navigation record.</w:t>
+        <w:t xml:space="preserve"> The method of claim 1, wherein generating the redacted first frame comprises:</w:t>
+      </w:r>
+    </w:p>
+    <w:p>
+      <w:pPr>
+        <w:keepLines w:val="false"/>
+        <w:spacing w:after="160" w:line="276"/>
+        <w:jc w:val="left"/>
+      </w:pPr>
+      <w:r>
+        <w:rPr>
+          <w:rFonts w:ascii="Times New Roman" w:cs="Times New Roman" w:eastAsia="Times New Roman" w:hAnsi="Times New Roman"/>
+          <w:sz w:val="24"/>
+          <w:szCs w:val="24"/>
+        </w:rPr>
+        <w:t xml:space="preserve">performing optical character recognition of the first frame on the user device to obtain a plurality of text lines each having a bounding box;</w:t>
+      </w:r>
+    </w:p>
+    <w:p>
+      <w:pPr>
+        <w:keepLines w:val="false"/>
+        <w:spacing w:after="160" w:line="276"/>
+        <w:jc w:val="left"/>
+      </w:pPr>
+      <w:r>
+        <w:rPr>
+          <w:rFonts w:ascii="Times New Roman" w:cs="Times New Roman" w:eastAsia="Times New Roman" w:hAnsi="Times New Roman"/>
+          <w:sz w:val="24"/>
+          <w:szCs w:val="24"/>
+        </w:rPr>
+        <w:t xml:space="preserve">applying, to each text line, the policy engine and a set of detection rules, the policy engine and the set of detection rules being the same policy engine and the same set of detection rules that are applied on the user device to outbound text entered by the user, including each block word and each custom pattern defined in an egress policy applicable to the user; and</w:t>
+      </w:r>
+    </w:p>
+    <w:p>
+      <w:pPr>
+        <w:keepLines w:val="false"/>
+        <w:spacing w:after="160" w:line="276"/>
+        <w:jc w:val="left"/>
+      </w:pPr>
+      <w:r>
+        <w:rPr>
+          <w:rFonts w:ascii="Times New Roman" w:cs="Times New Roman" w:eastAsia="Times New Roman" w:hAnsi="Times New Roman"/>
+          <w:sz w:val="24"/>
+          <w:szCs w:val="24"/>
+        </w:rPr>
+        <w:t xml:space="preserve">painting an opaque region over the entire bounding box of each text line in which the policy engine detects sensitive information or a block word, and re-encoding the resulting image as the redacted first frame.</w:t>
       </w:r>
     </w:p>
     <w:p>
@@ -2476,52 +2521,7 @@
           <w:sz w:val="24"/>
           <w:szCs w:val="24"/>
         </w:rPr>
-        <w:t xml:space="preserve"> The method of claim 1, wherein generating the redacted first frame comprises:</w:t>
-      </w:r>
-    </w:p>
-    <w:p>
-      <w:pPr>
-        <w:keepLines w:val="false"/>
-        <w:spacing w:after="160" w:line="276"/>
-        <w:jc w:val="left"/>
-      </w:pPr>
-      <w:r>
-        <w:rPr>
-          <w:rFonts w:ascii="Times New Roman" w:cs="Times New Roman" w:eastAsia="Times New Roman" w:hAnsi="Times New Roman"/>
-          <w:sz w:val="24"/>
-          <w:szCs w:val="24"/>
-        </w:rPr>
-        <w:t xml:space="preserve">performing optical character recognition of the first frame on the user device to obtain a plurality of text lines each having a bounding box;</w:t>
-      </w:r>
-    </w:p>
-    <w:p>
-      <w:pPr>
-        <w:keepLines w:val="false"/>
-        <w:spacing w:after="160" w:line="276"/>
-        <w:jc w:val="left"/>
-      </w:pPr>
-      <w:r>
-        <w:rPr>
-          <w:rFonts w:ascii="Times New Roman" w:cs="Times New Roman" w:eastAsia="Times New Roman" w:hAnsi="Times New Roman"/>
-          <w:sz w:val="24"/>
-          <w:szCs w:val="24"/>
-        </w:rPr>
-        <w:t xml:space="preserve">applying, to each text line, the policy engine and a set of detection rules, the policy engine and the set of detection rules being the same policy engine and the same set of detection rules that are applied on the user device to outbound text entered by the user, including each block word and each custom pattern defined in an egress policy applicable to the user; and</w:t>
-      </w:r>
-    </w:p>
-    <w:p>
-      <w:pPr>
-        <w:keepLines w:val="false"/>
-        <w:spacing w:after="160" w:line="276"/>
-        <w:jc w:val="left"/>
-      </w:pPr>
-      <w:r>
-        <w:rPr>
-          <w:rFonts w:ascii="Times New Roman" w:cs="Times New Roman" w:eastAsia="Times New Roman" w:hAnsi="Times New Roman"/>
-          <w:sz w:val="24"/>
-          <w:szCs w:val="24"/>
-        </w:rPr>
-        <w:t xml:space="preserve">painting an opaque region over the entire bounding box of each text line in which the policy engine detects sensitive information or a block word, and re-encoding the resulting image as the redacted first frame.</w:t>
+        <w:t xml:space="preserve"> The method of claim 2, further comprising, in response to the optical character recognition being unavailable on the user device, generating the redacted first frame as a downscaled copy of the first frame having a resolution at which text of the first frame is illegible, instead of transmitting the first frame at its captured resolution, wherein the resolution is selected according to a legibility criterion comprising at least one of: an estimated height of a smallest text run of the first frame falling below a threshold height after downscaling; and a recognition pass over the downscaled copy returning no text run above a confidence threshold.</w:t>
       </w:r>
     </w:p>
     <w:p>
@@ -2546,7 +2546,67 @@
           <w:sz w:val="24"/>
           <w:szCs w:val="24"/>
         </w:rPr>
-        <w:t xml:space="preserve"> The method of claim 3, further comprising, in response to the optical character recognition being unavailable on the user device, generating the redacted first frame as a downscaled copy of the first frame having a resolution at which text of the first frame is illegible, instead of transmitting the first frame at its captured resolution, wherein the resolution is selected according to a legibility criterion comprising at least one of: an estimated height of a smallest text run of the first frame falling below a threshold height after downscaling; and a recognition pass over the downscaled copy returning no text run above a confidence threshold.</w:t>
+        <w:t xml:space="preserve"> The method of claim 1, further comprising:</w:t>
+      </w:r>
+    </w:p>
+    <w:p>
+      <w:pPr>
+        <w:keepLines w:val="false"/>
+        <w:spacing w:after="160" w:line="276"/>
+        <w:jc w:val="left"/>
+      </w:pPr>
+      <w:r>
+        <w:rPr>
+          <w:rFonts w:ascii="Times New Roman" w:cs="Times New Roman" w:eastAsia="Times New Roman" w:hAnsi="Times New Roman"/>
+          <w:sz w:val="24"/>
+          <w:szCs w:val="24"/>
+        </w:rPr>
+        <w:t xml:space="preserve">replacing, on the user device and before transmission, each sensitive value detected in outbound text with a placeholder token comprising a type indicator and an index, an identical sensitive value being replaced by an identical placeholder token throughout a session;</w:t>
+      </w:r>
+    </w:p>
+    <w:p>
+      <w:pPr>
+        <w:keepLines w:val="false"/>
+        <w:spacing w:after="160" w:line="276"/>
+        <w:jc w:val="left"/>
+      </w:pPr>
+      <w:r>
+        <w:rPr>
+          <w:rFonts w:ascii="Times New Roman" w:cs="Times New Roman" w:eastAsia="Times New Roman" w:hAnsi="Times New Roman"/>
+          <w:sz w:val="24"/>
+          <w:szCs w:val="24"/>
+        </w:rPr>
+        <w:t xml:space="preserve">storing a mapping between each placeholder token and the sensitive value it replaced only in volatile memory of the user device, wherein the mapping is excluded from every transmission from the user device;</w:t>
+      </w:r>
+    </w:p>
+    <w:p>
+      <w:pPr>
+        <w:keepLines w:val="false"/>
+        <w:spacing w:after="160" w:line="276"/>
+        <w:jc w:val="left"/>
+      </w:pPr>
+      <w:r>
+        <w:rPr>
+          <w:rFonts w:ascii="Times New Roman" w:cs="Times New Roman" w:eastAsia="Times New Roman" w:hAnsi="Times New Roman"/>
+          <w:sz w:val="24"/>
+          <w:szCs w:val="24"/>
+        </w:rPr>
+        <w:t xml:space="preserve">receiving, at the guidance client, a response generated by the planning machine-learning model or by the machine-learning model having image-understanding capability, the response containing at least one of the placeholder tokens; and</w:t>
+      </w:r>
+    </w:p>
+    <w:p>
+      <w:pPr>
+        <w:keepLines w:val="false"/>
+        <w:spacing w:after="160" w:line="276"/>
+        <w:jc w:val="left"/>
+      </w:pPr>
+      <w:r>
+        <w:rPr>
+          <w:rFonts w:ascii="Times New Roman" w:cs="Times New Roman" w:eastAsia="Times New Roman" w:hAnsi="Times New Roman"/>
+          <w:sz w:val="24"/>
+          <w:szCs w:val="24"/>
+        </w:rPr>
+        <w:t xml:space="preserve">substituting, on the user device, each placeholder token in the response with the sensitive value to which it is mapped, prior to presenting the response on the display.</w:t>
       </w:r>
     </w:p>
     <w:p>
@@ -2571,67 +2631,7 @@
           <w:sz w:val="24"/>
           <w:szCs w:val="24"/>
         </w:rPr>
-        <w:t xml:space="preserve"> The method of claim 1, further comprising:</w:t>
-      </w:r>
-    </w:p>
-    <w:p>
-      <w:pPr>
-        <w:keepLines w:val="false"/>
-        <w:spacing w:after="160" w:line="276"/>
-        <w:jc w:val="left"/>
-      </w:pPr>
-      <w:r>
-        <w:rPr>
-          <w:rFonts w:ascii="Times New Roman" w:cs="Times New Roman" w:eastAsia="Times New Roman" w:hAnsi="Times New Roman"/>
-          <w:sz w:val="24"/>
-          <w:szCs w:val="24"/>
-        </w:rPr>
-        <w:t xml:space="preserve">replacing, on the user device and before transmission, each sensitive value detected in outbound text with a placeholder token comprising a type indicator and an index, an identical sensitive value being replaced by an identical placeholder token throughout a session;</w:t>
-      </w:r>
-    </w:p>
-    <w:p>
-      <w:pPr>
-        <w:keepLines w:val="false"/>
-        <w:spacing w:after="160" w:line="276"/>
-        <w:jc w:val="left"/>
-      </w:pPr>
-      <w:r>
-        <w:rPr>
-          <w:rFonts w:ascii="Times New Roman" w:cs="Times New Roman" w:eastAsia="Times New Roman" w:hAnsi="Times New Roman"/>
-          <w:sz w:val="24"/>
-          <w:szCs w:val="24"/>
-        </w:rPr>
-        <w:t xml:space="preserve">storing a mapping between each placeholder token and the sensitive value it replaced only in volatile memory of the user device, wherein the mapping is excluded from every transmission from the user device;</w:t>
-      </w:r>
-    </w:p>
-    <w:p>
-      <w:pPr>
-        <w:keepLines w:val="false"/>
-        <w:spacing w:after="160" w:line="276"/>
-        <w:jc w:val="left"/>
-      </w:pPr>
-      <w:r>
-        <w:rPr>
-          <w:rFonts w:ascii="Times New Roman" w:cs="Times New Roman" w:eastAsia="Times New Roman" w:hAnsi="Times New Roman"/>
-          <w:sz w:val="24"/>
-          <w:szCs w:val="24"/>
-        </w:rPr>
-        <w:t xml:space="preserve">receiving, at the guidance client, a response generated by the planning machine-learning model or by the machine-learning model having image-understanding capability, the response containing at least one of the placeholder tokens; and</w:t>
-      </w:r>
-    </w:p>
-    <w:p>
-      <w:pPr>
-        <w:keepLines w:val="false"/>
-        <w:spacing w:after="160" w:line="276"/>
-        <w:jc w:val="left"/>
-      </w:pPr>
-      <w:r>
-        <w:rPr>
-          <w:rFonts w:ascii="Times New Roman" w:cs="Times New Roman" w:eastAsia="Times New Roman" w:hAnsi="Times New Roman"/>
-          <w:sz w:val="24"/>
-          <w:szCs w:val="24"/>
-        </w:rPr>
-        <w:t xml:space="preserve">substituting, on the user device, each placeholder token in the response with the sensitive value to which it is mapped, prior to presenting the response on the display.</w:t>
+        <w:t xml:space="preserve"> The method of claim 1, wherein, when a prerequisite of a step of the plan that would otherwise be the current step is absent from the redacted first frame, the navigation record identifies as the single current step a step that establishes the prerequisite, provides as the single instruction an action that establishes the prerequisite, and identifies the prerequisite that was absent.</w:t>
       </w:r>
     </w:p>
     <w:p>
@@ -2656,7 +2656,7 @@
           <w:sz w:val="24"/>
           <w:szCs w:val="24"/>
         </w:rPr>
-        <w:t xml:space="preserve"> The method of claim 1, wherein, when a prerequisite of a step of the plan that would otherwise be the current step is absent from the redacted first frame, the navigation record identifies as the single current step a step that establishes the prerequisite, provides as the single instruction an action that establishes the prerequisite, and identifies the prerequisite that was absent.</w:t>
+        <w:t xml:space="preserve"> The method of claim 1, wherein, when a control named in the current step is absent from the redacted first frame and a different control that performs an equivalent function is visible in the redacted first frame, the navigation record provides as the single instruction an action directed to the different control together with an indication that the target application differs from the plan, the method further comprising at least one of: recording the indication in a session record of the task; and supplying the indication to the planning machine-learning model as an input to a regeneration of at least one remaining step of the plan.</w:t>
       </w:r>
     </w:p>
     <w:p>
@@ -2681,7 +2681,7 @@
           <w:sz w:val="24"/>
           <w:szCs w:val="24"/>
         </w:rPr>
-        <w:t xml:space="preserve"> The method of claim 1, wherein, when a control named in the current step is absent from the redacted first frame and a different control that performs an equivalent function is visible in the redacted first frame, the navigation record provides as the single instruction an action directed to the different control together with an indication that the target application differs from the plan, the method further comprising at least one of: recording the indication in a session record of the task; and supplying the indication to the planning machine-learning model as an input to a regeneration of at least one remaining step of the plan.</w:t>
+        <w:t xml:space="preserve"> The method of claim 1, wherein the retaining is performed only in response to the first navigation record that identifies the visible-when-done condition of the current step as satisfied, the redacted second frame being stored in association with a timestamp of that identification and only when a screenshot-evidence setting of an egress policy applicable to the user permits retention, the method further comprising generating a session report comprising, for each step whose visible-when-done condition was identified as satisfied, the timestamp, any command or code included in the step and the stored redacted second frame as an exhibit, and comprising, for each step not identified as satisfied, only a name and a status of the step.</w:t>
       </w:r>
     </w:p>
     <w:p>
@@ -2706,7 +2706,67 @@
           <w:sz w:val="24"/>
           <w:szCs w:val="24"/>
         </w:rPr>
-        <w:t xml:space="preserve"> The method of claim 1, wherein the retaining is performed only in response to the first navigation record that identifies the visible-when-done condition of the current step as satisfied, the redacted second frame being stored in association with a timestamp of that identification and only when a screenshot-evidence setting of an egress policy applicable to the user permits retention, the method further comprising generating a session report comprising, for each step whose visible-when-done condition was identified as satisfied, the timestamp, any command or code included in the step and the stored redacted second frame as an exhibit, and comprising, for each step not identified as satisfied, only a name and a status of the step.</w:t>
+        <w:t xml:space="preserve"> The method of claim 1, further comprising:</w:t>
+      </w:r>
+    </w:p>
+    <w:p>
+      <w:pPr>
+        <w:keepLines w:val="false"/>
+        <w:spacing w:after="160" w:line="276"/>
+        <w:jc w:val="left"/>
+      </w:pPr>
+      <w:r>
+        <w:rPr>
+          <w:rFonts w:ascii="Times New Roman" w:cs="Times New Roman" w:eastAsia="Times New Roman" w:hAnsi="Times New Roman"/>
+          <w:sz w:val="24"/>
+          <w:szCs w:val="24"/>
+        </w:rPr>
+        <w:t xml:space="preserve">receiving, at the guidance client, a clarification question generated by the planning machine-learning model together with the plan, the clarification question comprising a plurality of answer options inferred from display content of a frame of the display captured by the guidance client and redacted on the user device, wherein the clarification question is withheld when an answer to the clarification question is determinable from the display content;</w:t>
+      </w:r>
+    </w:p>
+    <w:p>
+      <w:pPr>
+        <w:keepLines w:val="false"/>
+        <w:spacing w:after="160" w:line="276"/>
+        <w:jc w:val="left"/>
+      </w:pPr>
+      <w:r>
+        <w:rPr>
+          <w:rFonts w:ascii="Times New Roman" w:cs="Times New Roman" w:eastAsia="Times New Roman" w:hAnsi="Times New Roman"/>
+          <w:sz w:val="24"/>
+          <w:szCs w:val="24"/>
+        </w:rPr>
+        <w:t xml:space="preserve">presenting the clarification question on the display together with the answer options, a free-text entry and a skip control;</w:t>
+      </w:r>
+    </w:p>
+    <w:p>
+      <w:pPr>
+        <w:keepLines w:val="false"/>
+        <w:spacing w:after="160" w:line="276"/>
+        <w:jc w:val="left"/>
+      </w:pPr>
+      <w:r>
+        <w:rPr>
+          <w:rFonts w:ascii="Times New Roman" w:cs="Times New Roman" w:eastAsia="Times New Roman" w:hAnsi="Times New Roman"/>
+          <w:sz w:val="24"/>
+          <w:szCs w:val="24"/>
+        </w:rPr>
+        <w:t xml:space="preserve">storing, in a session scope, an answer received through the answer options or the free-text entry, or a record that the skip control was operated together with a stated assumption on which planning is to proceed; and</w:t>
+      </w:r>
+    </w:p>
+    <w:p>
+      <w:pPr>
+        <w:keepLines w:val="false"/>
+        <w:spacing w:after="160" w:line="276"/>
+        <w:jc w:val="left"/>
+      </w:pPr>
+      <w:r>
+        <w:rPr>
+          <w:rFonts w:ascii="Times New Roman" w:cs="Times New Roman" w:eastAsia="Times New Roman" w:hAnsi="Times New Roman"/>
+          <w:sz w:val="24"/>
+          <w:szCs w:val="24"/>
+        </w:rPr>
+        <w:t xml:space="preserve">transmitting, from the guidance client to the guidance server, a plan regeneration request carrying a clarification-origin indicator, wherein the guidance server regenerates the plan from the session scope in response to the plan regeneration request without decrementing a per-task regeneration limit that is decremented by a user-initiated plan regeneration request that lacks the clarification-origin indicator.</w:t>
       </w:r>
     </w:p>
     <w:p>
@@ -2731,67 +2791,142 @@
           <w:sz w:val="24"/>
           <w:szCs w:val="24"/>
         </w:rPr>
-        <w:t xml:space="preserve"> The method of claim 1, further comprising:</w:t>
-      </w:r>
-    </w:p>
-    <w:p>
-      <w:pPr>
-        <w:keepLines w:val="false"/>
-        <w:spacing w:after="160" w:line="276"/>
-        <w:jc w:val="left"/>
-      </w:pPr>
-      <w:r>
-        <w:rPr>
-          <w:rFonts w:ascii="Times New Roman" w:cs="Times New Roman" w:eastAsia="Times New Roman" w:hAnsi="Times New Roman"/>
-          <w:sz w:val="24"/>
-          <w:szCs w:val="24"/>
-        </w:rPr>
-        <w:t xml:space="preserve">receiving, at the guidance client, a clarification question generated by the planning machine-learning model together with the plan, the clarification question comprising a plurality of answer options inferred from display content of a frame of the display captured by the guidance client and redacted on the user device, wherein the clarification question is withheld when an answer to the clarification question is determinable from the display content;</w:t>
-      </w:r>
-    </w:p>
-    <w:p>
-      <w:pPr>
-        <w:keepLines w:val="false"/>
-        <w:spacing w:after="160" w:line="276"/>
-        <w:jc w:val="left"/>
-      </w:pPr>
-      <w:r>
-        <w:rPr>
-          <w:rFonts w:ascii="Times New Roman" w:cs="Times New Roman" w:eastAsia="Times New Roman" w:hAnsi="Times New Roman"/>
-          <w:sz w:val="24"/>
-          <w:szCs w:val="24"/>
-        </w:rPr>
-        <w:t xml:space="preserve">presenting the clarification question on the display together with the answer options, a free-text entry and a skip control;</w:t>
-      </w:r>
-    </w:p>
-    <w:p>
-      <w:pPr>
-        <w:keepLines w:val="false"/>
-        <w:spacing w:after="160" w:line="276"/>
-        <w:jc w:val="left"/>
-      </w:pPr>
-      <w:r>
-        <w:rPr>
-          <w:rFonts w:ascii="Times New Roman" w:cs="Times New Roman" w:eastAsia="Times New Roman" w:hAnsi="Times New Roman"/>
-          <w:sz w:val="24"/>
-          <w:szCs w:val="24"/>
-        </w:rPr>
-        <w:t xml:space="preserve">storing, in a session scope, an answer received through the answer options or the free-text entry, or a record that the skip control was operated together with a stated assumption on which planning is to proceed; and</w:t>
-      </w:r>
-    </w:p>
-    <w:p>
-      <w:pPr>
-        <w:keepLines w:val="false"/>
-        <w:spacing w:after="160" w:line="276"/>
-        <w:jc w:val="left"/>
-      </w:pPr>
-      <w:r>
-        <w:rPr>
-          <w:rFonts w:ascii="Times New Roman" w:cs="Times New Roman" w:eastAsia="Times New Roman" w:hAnsi="Times New Roman"/>
-          <w:sz w:val="24"/>
-          <w:szCs w:val="24"/>
-        </w:rPr>
-        <w:t xml:space="preserve">transmitting, from the guidance client to the guidance server, a plan regeneration request carrying a clarification-origin indicator, wherein the guidance server regenerates the plan from the session scope in response to the plan regeneration request without decrementing a per-task regeneration limit that is decremented by a user-initiated plan regeneration request that lacks the clarification-origin indicator.</w:t>
+        <w:t xml:space="preserve"> A system comprising:</w:t>
+      </w:r>
+    </w:p>
+    <w:p>
+      <w:pPr>
+        <w:keepLines w:val="false"/>
+        <w:spacing w:after="160" w:line="276"/>
+        <w:jc w:val="left"/>
+      </w:pPr>
+      <w:r>
+        <w:rPr>
+          <w:rFonts w:ascii="Times New Roman" w:cs="Times New Roman" w:eastAsia="Times New Roman" w:hAnsi="Times New Roman"/>
+          <w:sz w:val="24"/>
+          <w:szCs w:val="24"/>
+        </w:rPr>
+        <w:t xml:space="preserve">a guidance server; and</w:t>
+      </w:r>
+    </w:p>
+    <w:p>
+      <w:pPr>
+        <w:keepLines w:val="false"/>
+        <w:spacing w:after="160" w:line="276"/>
+        <w:jc w:val="left"/>
+      </w:pPr>
+      <w:r>
+        <w:rPr>
+          <w:rFonts w:ascii="Times New Roman" w:cs="Times New Roman" w:eastAsia="Times New Roman" w:hAnsi="Times New Roman"/>
+          <w:sz w:val="24"/>
+          <w:szCs w:val="24"/>
+        </w:rPr>
+        <w:t xml:space="preserve">a guidance client configured to execute on a user device having a display, an input device, and a target application rendered on the display, the guidance client comprising:</w:t>
+      </w:r>
+    </w:p>
+    <w:p>
+      <w:pPr>
+        <w:keepLines w:val="false"/>
+        <w:spacing w:after="160" w:line="276"/>
+        <w:jc w:val="left"/>
+      </w:pPr>
+      <w:r>
+        <w:rPr>
+          <w:rFonts w:ascii="Times New Roman" w:cs="Times New Roman" w:eastAsia="Times New Roman" w:hAnsi="Times New Roman"/>
+          <w:sz w:val="24"/>
+          <w:szCs w:val="24"/>
+        </w:rPr>
+        <w:t xml:space="preserve">a capture module configured to capture frames of the display;</w:t>
+      </w:r>
+    </w:p>
+    <w:p>
+      <w:pPr>
+        <w:keepLines w:val="false"/>
+        <w:spacing w:after="160" w:line="276"/>
+        <w:jc w:val="left"/>
+      </w:pPr>
+      <w:r>
+        <w:rPr>
+          <w:rFonts w:ascii="Times New Roman" w:cs="Times New Roman" w:eastAsia="Times New Roman" w:hAnsi="Times New Roman"/>
+          <w:sz w:val="24"/>
+          <w:szCs w:val="24"/>
+        </w:rPr>
+        <w:t xml:space="preserve">a policy-enforcement module configured to hold an egress policy specifying, for each of a plurality of categories of sensitive information, an action selected from at least redacting and tokenizing;</w:t>
+      </w:r>
+    </w:p>
+    <w:p>
+      <w:pPr>
+        <w:keepLines w:val="false"/>
+        <w:spacing w:after="160" w:line="276"/>
+        <w:jc w:val="left"/>
+      </w:pPr>
+      <w:r>
+        <w:rPr>
+          <w:rFonts w:ascii="Times New Roman" w:cs="Times New Roman" w:eastAsia="Times New Roman" w:hAnsi="Times New Roman"/>
+          <w:sz w:val="24"/>
+          <w:szCs w:val="24"/>
+        </w:rPr>
+        <w:t xml:space="preserve">an on-device redaction engine configured to recognize text within each captured frame, identify, according to the egress policy, text lines containing sensitive information, and mask the identified text lines to produce a redacted frame before the frame leaves the user device;</w:t>
+      </w:r>
+    </w:p>
+    <w:p>
+      <w:pPr>
+        <w:keepLines w:val="false"/>
+        <w:spacing w:after="160" w:line="276"/>
+        <w:jc w:val="left"/>
+      </w:pPr>
+      <w:r>
+        <w:rPr>
+          <w:rFonts w:ascii="Times New Roman" w:cs="Times New Roman" w:eastAsia="Times New Roman" w:hAnsi="Times New Roman"/>
+          <w:sz w:val="24"/>
+          <w:szCs w:val="24"/>
+        </w:rPr>
+        <w:t xml:space="preserve">a tokenizer configured to replace, in outbound text, each sensitive value whose category action is tokenizing with a placeholder token comprising a type indicator, and to store a mapping between each placeholder token and the replaced sensitive value in a token map held only in volatile memory of the user device and excluded from every transmission from the user device;</w:t>
+      </w:r>
+    </w:p>
+    <w:p>
+      <w:pPr>
+        <w:keepLines w:val="false"/>
+        <w:spacing w:after="160" w:line="276"/>
+        <w:jc w:val="left"/>
+      </w:pPr>
+      <w:r>
+        <w:rPr>
+          <w:rFonts w:ascii="Times New Roman" w:cs="Times New Roman" w:eastAsia="Times New Roman" w:hAnsi="Times New Roman"/>
+          <w:sz w:val="24"/>
+          <w:szCs w:val="24"/>
+        </w:rPr>
+        <w:t xml:space="preserve">a presentation layer configured to present, on the display, a single instruction for a current step of an ordered plan without injecting any input event into the target application; and</w:t>
+      </w:r>
+    </w:p>
+    <w:p>
+      <w:pPr>
+        <w:keepLines w:val="false"/>
+        <w:spacing w:after="160" w:line="276"/>
+        <w:jc w:val="left"/>
+      </w:pPr>
+      <w:r>
+        <w:rPr>
+          <w:rFonts w:ascii="Times New Roman" w:cs="Times New Roman" w:eastAsia="Times New Roman" w:hAnsi="Times New Roman"/>
+          <w:sz w:val="24"/>
+          <w:szCs w:val="24"/>
+        </w:rPr>
+        <w:t xml:space="preserve">a local rehydration module configured to substitute, on the user device, each placeholder token appearing in a response received from the guidance server with the sensitive value to which it is mapped in the token map;</w:t>
+      </w:r>
+    </w:p>
+    <w:p>
+      <w:pPr>
+        <w:keepLines w:val="false"/>
+        <w:spacing w:after="160" w:line="276"/>
+        <w:jc w:val="left"/>
+      </w:pPr>
+      <w:r>
+        <w:rPr>
+          <w:rFonts w:ascii="Times New Roman" w:cs="Times New Roman" w:eastAsia="Times New Roman" w:hAnsi="Times New Roman"/>
+          <w:sz w:val="24"/>
+          <w:szCs w:val="24"/>
+        </w:rPr>
+        <w:t xml:space="preserve">wherein the guidance server is configured to obtain the ordered plan from a planning machine-learning model, each step of the ordered plan comprising a visible-when-done condition generated by the planning machine-learning model together with the ordered plan and describing display content that will be present when the step has been performed, to receive the redacted frame and the ordered plan from the guidance client, to obtain from a machine-learning model having image-understanding capability a navigation record identifying each step of the ordered plan whose visible-when-done condition is shown satisfied in the redacted frame, a single current step, and the single instruction for the current step referencing content visible in the redacted frame, and to advance the current step only when a subsequently received redacted frame yields a navigation record identifying the visible-when-done condition of the current step as satisfied.</w:t>
       </w:r>
     </w:p>
     <w:p>
@@ -2816,82 +2951,7 @@
           <w:sz w:val="24"/>
           <w:szCs w:val="24"/>
         </w:rPr>
-        <w:t xml:space="preserve"> The method of claim 1, wherein frames of the display are captured repeatedly by the guidance client while the user performs the single instruction, each captured frame being redacted on the user device and transmitted to the guidance server and a navigation record being generated from each redacted frame by the machine-learning model having image-understanding capability, the method further comprising:</w:t>
-      </w:r>
-    </w:p>
-    <w:p>
-      <w:pPr>
-        <w:keepLines w:val="false"/>
-        <w:spacing w:after="160" w:line="276"/>
-        <w:jc w:val="left"/>
-      </w:pPr>
-      <w:r>
-        <w:rPr>
-          <w:rFonts w:ascii="Times New Roman" w:cs="Times New Roman" w:eastAsia="Times New Roman" w:hAnsi="Times New Roman"/>
-          <w:sz w:val="24"/>
-          <w:szCs w:val="24"/>
-        </w:rPr>
-        <w:t xml:space="preserve">maintaining, for a session of the task, a count of consecutive navigation records that identify neither an instruction nor an observation;</w:t>
-      </w:r>
-    </w:p>
-    <w:p>
-      <w:pPr>
-        <w:keepLines w:val="false"/>
-        <w:spacing w:after="160" w:line="276"/>
-        <w:jc w:val="left"/>
-      </w:pPr>
-      <w:r>
-        <w:rPr>
-          <w:rFonts w:ascii="Times New Roman" w:cs="Times New Roman" w:eastAsia="Times New Roman" w:hAnsi="Times New Roman"/>
-          <w:sz w:val="24"/>
-          <w:szCs w:val="24"/>
-        </w:rPr>
-        <w:t xml:space="preserve">in response to a navigation record that identifies neither an instruction nor an observation while the count is below a tolerance threshold, incrementing the count, leaving the current step and the presented single instruction unchanged, and withholding re-submission of the redacted frame from which that navigation record was generated to a second machine-learning model having image-understanding capability and greater capability than the machine-learning model having image-understanding capability, such that no escalation event is recorded for that redacted frame;</w:t>
-      </w:r>
-    </w:p>
-    <w:p>
-      <w:pPr>
-        <w:keepLines w:val="false"/>
-        <w:spacing w:after="160" w:line="276"/>
-        <w:jc w:val="left"/>
-      </w:pPr>
-      <w:r>
-        <w:rPr>
-          <w:rFonts w:ascii="Times New Roman" w:cs="Times New Roman" w:eastAsia="Times New Roman" w:hAnsi="Times New Roman"/>
-          <w:sz w:val="24"/>
-          <w:szCs w:val="24"/>
-        </w:rPr>
-        <w:t xml:space="preserve">in response to the count having reached the tolerance threshold, re-submitting to the second machine-learning model, together with the plan, a subsequently captured redacted frame whose navigation record identifies neither an instruction nor an observation, and recording the re-submission as an escalation event of the session;</w:t>
-      </w:r>
-    </w:p>
-    <w:p>
-      <w:pPr>
-        <w:keepLines w:val="false"/>
-        <w:spacing w:after="160" w:line="276"/>
-        <w:jc w:val="left"/>
-      </w:pPr>
-      <w:r>
-        <w:rPr>
-          <w:rFonts w:ascii="Times New Roman" w:cs="Times New Roman" w:eastAsia="Times New Roman" w:hAnsi="Times New Roman"/>
-          <w:sz w:val="24"/>
-          <w:szCs w:val="24"/>
-        </w:rPr>
-        <w:t xml:space="preserve">resetting the count in response to a navigation record that identifies an instruction or an observation; and</w:t>
-      </w:r>
-    </w:p>
-    <w:p>
-      <w:pPr>
-        <w:keepLines w:val="false"/>
-        <w:spacing w:after="160" w:line="276"/>
-        <w:jc w:val="left"/>
-      </w:pPr>
-      <w:r>
-        <w:rPr>
-          <w:rFonts w:ascii="Times New Roman" w:cs="Times New Roman" w:eastAsia="Times New Roman" w:hAnsi="Times New Roman"/>
-          <w:sz w:val="24"/>
-          <w:szCs w:val="24"/>
-        </w:rPr>
-        <w:t xml:space="preserve">in response to a request by the user for a deep read of a captured frame, re-submitting the redacted frame of that captured frame to the second machine-learning model when its navigation record identifies neither an instruction nor an observation, irrespective of the count.</w:t>
+        <w:t xml:space="preserve"> The system of claim 9, wherein the local rehydration module is configured, when a placeholder token present in the token map is absent from or altered in the response, to leave the response unmodified at that location, to present an indication that the response is incomplete at that location, and to substitute no value that is not present in the token map, the token map being consulted only by exact match.</w:t>
       </w:r>
     </w:p>
     <w:p>
@@ -2916,142 +2976,7 @@
           <w:sz w:val="24"/>
           <w:szCs w:val="24"/>
         </w:rPr>
-        <w:t xml:space="preserve"> A system comprising:</w:t>
-      </w:r>
-    </w:p>
-    <w:p>
-      <w:pPr>
-        <w:keepLines w:val="false"/>
-        <w:spacing w:after="160" w:line="276"/>
-        <w:jc w:val="left"/>
-      </w:pPr>
-      <w:r>
-        <w:rPr>
-          <w:rFonts w:ascii="Times New Roman" w:cs="Times New Roman" w:eastAsia="Times New Roman" w:hAnsi="Times New Roman"/>
-          <w:sz w:val="24"/>
-          <w:szCs w:val="24"/>
-        </w:rPr>
-        <w:t xml:space="preserve">a guidance server; and</w:t>
-      </w:r>
-    </w:p>
-    <w:p>
-      <w:pPr>
-        <w:keepLines w:val="false"/>
-        <w:spacing w:after="160" w:line="276"/>
-        <w:jc w:val="left"/>
-      </w:pPr>
-      <w:r>
-        <w:rPr>
-          <w:rFonts w:ascii="Times New Roman" w:cs="Times New Roman" w:eastAsia="Times New Roman" w:hAnsi="Times New Roman"/>
-          <w:sz w:val="24"/>
-          <w:szCs w:val="24"/>
-        </w:rPr>
-        <w:t xml:space="preserve">a guidance client configured to execute on a user device having a display, an input device, and a target application rendered on the display, the guidance client comprising:</w:t>
-      </w:r>
-    </w:p>
-    <w:p>
-      <w:pPr>
-        <w:keepLines w:val="false"/>
-        <w:spacing w:after="160" w:line="276"/>
-        <w:jc w:val="left"/>
-      </w:pPr>
-      <w:r>
-        <w:rPr>
-          <w:rFonts w:ascii="Times New Roman" w:cs="Times New Roman" w:eastAsia="Times New Roman" w:hAnsi="Times New Roman"/>
-          <w:sz w:val="24"/>
-          <w:szCs w:val="24"/>
-        </w:rPr>
-        <w:t xml:space="preserve">a capture module configured to capture frames of the display;</w:t>
-      </w:r>
-    </w:p>
-    <w:p>
-      <w:pPr>
-        <w:keepLines w:val="false"/>
-        <w:spacing w:after="160" w:line="276"/>
-        <w:jc w:val="left"/>
-      </w:pPr>
-      <w:r>
-        <w:rPr>
-          <w:rFonts w:ascii="Times New Roman" w:cs="Times New Roman" w:eastAsia="Times New Roman" w:hAnsi="Times New Roman"/>
-          <w:sz w:val="24"/>
-          <w:szCs w:val="24"/>
-        </w:rPr>
-        <w:t xml:space="preserve">a policy-enforcement module configured to hold an egress policy specifying, for each of a plurality of categories of sensitive information, an action selected from at least redacting and tokenizing;</w:t>
-      </w:r>
-    </w:p>
-    <w:p>
-      <w:pPr>
-        <w:keepLines w:val="false"/>
-        <w:spacing w:after="160" w:line="276"/>
-        <w:jc w:val="left"/>
-      </w:pPr>
-      <w:r>
-        <w:rPr>
-          <w:rFonts w:ascii="Times New Roman" w:cs="Times New Roman" w:eastAsia="Times New Roman" w:hAnsi="Times New Roman"/>
-          <w:sz w:val="24"/>
-          <w:szCs w:val="24"/>
-        </w:rPr>
-        <w:t xml:space="preserve">an on-device redaction engine configured to recognize text within each captured frame, identify, according to the egress policy, text lines containing sensitive information, and mask the identified text lines to produce a redacted frame before the frame leaves the user device;</w:t>
-      </w:r>
-    </w:p>
-    <w:p>
-      <w:pPr>
-        <w:keepLines w:val="false"/>
-        <w:spacing w:after="160" w:line="276"/>
-        <w:jc w:val="left"/>
-      </w:pPr>
-      <w:r>
-        <w:rPr>
-          <w:rFonts w:ascii="Times New Roman" w:cs="Times New Roman" w:eastAsia="Times New Roman" w:hAnsi="Times New Roman"/>
-          <w:sz w:val="24"/>
-          <w:szCs w:val="24"/>
-        </w:rPr>
-        <w:t xml:space="preserve">a tokenizer configured to replace, in outbound text, each sensitive value whose category action is tokenizing with a placeholder token comprising a type indicator, and to store a mapping between each placeholder token and the replaced sensitive value in a token map held only in volatile memory of the user device and excluded from every transmission from the user device;</w:t>
-      </w:r>
-    </w:p>
-    <w:p>
-      <w:pPr>
-        <w:keepLines w:val="false"/>
-        <w:spacing w:after="160" w:line="276"/>
-        <w:jc w:val="left"/>
-      </w:pPr>
-      <w:r>
-        <w:rPr>
-          <w:rFonts w:ascii="Times New Roman" w:cs="Times New Roman" w:eastAsia="Times New Roman" w:hAnsi="Times New Roman"/>
-          <w:sz w:val="24"/>
-          <w:szCs w:val="24"/>
-        </w:rPr>
-        <w:t xml:space="preserve">a presentation layer configured to present, on the display, a single instruction for a current step of an ordered plan without injecting any input event into the target application; and</w:t>
-      </w:r>
-    </w:p>
-    <w:p>
-      <w:pPr>
-        <w:keepLines w:val="false"/>
-        <w:spacing w:after="160" w:line="276"/>
-        <w:jc w:val="left"/>
-      </w:pPr>
-      <w:r>
-        <w:rPr>
-          <w:rFonts w:ascii="Times New Roman" w:cs="Times New Roman" w:eastAsia="Times New Roman" w:hAnsi="Times New Roman"/>
-          <w:sz w:val="24"/>
-          <w:szCs w:val="24"/>
-        </w:rPr>
-        <w:t xml:space="preserve">a local rehydration module configured to substitute, on the user device, each placeholder token appearing in a response received from the guidance server with the sensitive value to which it is mapped in the token map;</w:t>
-      </w:r>
-    </w:p>
-    <w:p>
-      <w:pPr>
-        <w:keepLines w:val="false"/>
-        <w:spacing w:after="160" w:line="276"/>
-        <w:jc w:val="left"/>
-      </w:pPr>
-      <w:r>
-        <w:rPr>
-          <w:rFonts w:ascii="Times New Roman" w:cs="Times New Roman" w:eastAsia="Times New Roman" w:hAnsi="Times New Roman"/>
-          <w:sz w:val="24"/>
-          <w:szCs w:val="24"/>
-        </w:rPr>
-        <w:t xml:space="preserve">wherein the guidance server is configured to obtain the ordered plan from a planning machine-learning model, each step of the ordered plan comprising a visible-when-done condition generated by the planning machine-learning model together with the ordered plan and describing display content that will be present when the step has been performed, to receive the redacted frame and the ordered plan from the guidance client, to obtain from a machine-learning model having image-understanding capability a navigation record identifying each step of the ordered plan whose visible-when-done condition is shown satisfied in the redacted frame, a single current step, and the single instruction for the current step referencing content visible in the redacted frame, and to advance the current step only when a subsequently received redacted frame yields a navigation record identifying the visible-when-done condition of the current step as satisfied.</w:t>
+        <w:t xml:space="preserve"> The system of claim 9, wherein the egress policy further specifies a plurality of block words, and wherein the on-device redaction engine and the tokenizer are each configured to remove every occurrence of each block word, from recognized text lines of captured frames and from outbound text respectively, irreversibly and without creating any placeholder token.</w:t>
       </w:r>
     </w:p>
     <w:p>
@@ -3076,7 +3001,7 @@
           <w:sz w:val="24"/>
           <w:szCs w:val="24"/>
         </w:rPr>
-        <w:t xml:space="preserve"> The system of claim 11, wherein the local rehydration module is configured to receive the response as a sequence of partial chunks of a streamed response, to retain a tail of received text no longer than a maximum placeholder token length across a chunk boundary, to apply the substitution to the received text other than the tail as each partial chunk is received, and to release the substituted text for presentation progressively, such that a placeholder token split across two partial chunks is substituted.</w:t>
+        <w:t xml:space="preserve"> The system of claim 9, wherein the guidance server further comprises a security gate configured to match each command and each code block included in any step of the ordered plan against a catalog of destructive-operation patterns and to annotate a matching step with a destructive indicator and a reason, and wherein the presentation layer is configured to render, in place of the command or code block of an annotated step, a placeholder labeled with the reason, to withhold display of the command or code block until the user operates an explicit acknowledgment control, and to cause an acknowledgment event identifying the annotated step to be recorded.</w:t>
       </w:r>
     </w:p>
     <w:p>
@@ -3101,7 +3026,7 @@
           <w:sz w:val="24"/>
           <w:szCs w:val="24"/>
         </w:rPr>
-        <w:t xml:space="preserve"> The system of claim 11, wherein the local rehydration module is configured, when a placeholder token present in the token map is absent from or altered in the response, to leave the response unmodified at that location, to present an indication that the response is incomplete at that location, and to substitute no value that is not present in the token map, the token map being consulted only by exact match.</w:t>
+        <w:t xml:space="preserve"> The system of claim 9, wherein the guidance client is a web application executing in a browser on the user device without installation, the frames are captured through a display-media capture interface of the browser, and the presentation layer is configured to present the single instruction in a browser-native document picture-in-picture window opened in response to a user gesture before a capture prompt of the display-media capture interface is presented, to present the single instruction in a pop-out window when the document picture-in-picture window is unavailable, and to present the single instruction within a page of the web application when the pop-out window is unavailable.</w:t>
       </w:r>
     </w:p>
     <w:p>
@@ -3126,7 +3051,142 @@
           <w:sz w:val="24"/>
           <w:szCs w:val="24"/>
         </w:rPr>
-        <w:t xml:space="preserve"> The system of claim 11, wherein the egress policy further specifies a plurality of block words, and wherein the on-device redaction engine and the tokenizer are each configured to remove every occurrence of each block word, from recognized text lines of captured frames and from outbound text respectively, irreversibly and without creating any placeholder token.</w:t>
+        <w:t xml:space="preserve"> A non-transitory computer-readable medium storing instructions that, when executed by one or more processors of a guidance server and of a user device, cause performance of operations comprising:</w:t>
+      </w:r>
+    </w:p>
+    <w:p>
+      <w:pPr>
+        <w:keepLines w:val="false"/>
+        <w:spacing w:after="160" w:line="276"/>
+        <w:jc w:val="left"/>
+      </w:pPr>
+      <w:r>
+        <w:rPr>
+          <w:rFonts w:ascii="Times New Roman" w:cs="Times New Roman" w:eastAsia="Times New Roman" w:hAnsi="Times New Roman"/>
+          <w:sz w:val="24"/>
+          <w:szCs w:val="24"/>
+        </w:rPr>
+        <w:t xml:space="preserve">storing, for a tenant comprising a plurality of member users, an egress policy object comprising (i) for each of a plurality of categories of sensitive information, an action selected from sending, redacting, withholding and tokenizing, (ii) a set of block words, (iii) a mode selecting between redaction and tokenization, (iv) a screenshot-evidence setting indicating whether redacted frames of member displays may be retained, and (v) an armed state;</w:t>
+      </w:r>
+    </w:p>
+    <w:p>
+      <w:pPr>
+        <w:keepLines w:val="false"/>
+        <w:spacing w:after="160" w:line="276"/>
+        <w:jc w:val="left"/>
+      </w:pPr>
+      <w:r>
+        <w:rPr>
+          <w:rFonts w:ascii="Times New Roman" w:cs="Times New Roman" w:eastAsia="Times New Roman" w:hAnsi="Times New Roman"/>
+          <w:sz w:val="24"/>
+          <w:szCs w:val="24"/>
+        </w:rPr>
+        <w:t xml:space="preserve">distributing the egress policy object, when armed, to a guidance client executing on the user device of each member user;</w:t>
+      </w:r>
+    </w:p>
+    <w:p>
+      <w:pPr>
+        <w:keepLines w:val="false"/>
+        <w:spacing w:after="160" w:line="276"/>
+        <w:jc w:val="left"/>
+      </w:pPr>
+      <w:r>
+        <w:rPr>
+          <w:rFonts w:ascii="Times New Roman" w:cs="Times New Roman" w:eastAsia="Times New Roman" w:hAnsi="Times New Roman"/>
+          <w:sz w:val="24"/>
+          <w:szCs w:val="24"/>
+        </w:rPr>
+        <w:t xml:space="preserve">capturing, by the guidance client on the user device of a member user, frames of a display on which a target application is rendered, and, for each frame, recognizing text within the frame and masking, before the frame leaves the user device, each text line that the egress policy object identifies as containing sensitive information or a block word, to produce a redacted frame;</w:t>
+      </w:r>
+    </w:p>
+    <w:p>
+      <w:pPr>
+        <w:keepLines w:val="false"/>
+        <w:spacing w:after="160" w:line="276"/>
+        <w:jc w:val="left"/>
+      </w:pPr>
+      <w:r>
+        <w:rPr>
+          <w:rFonts w:ascii="Times New Roman" w:cs="Times New Roman" w:eastAsia="Times New Roman" w:hAnsi="Times New Roman"/>
+          <w:sz w:val="24"/>
+          <w:szCs w:val="24"/>
+        </w:rPr>
+        <w:t xml:space="preserve">transmitting the redacted frame and an ordered plan of steps, each step having a visible-when-done condition, to the guidance server;</w:t>
+      </w:r>
+    </w:p>
+    <w:p>
+      <w:pPr>
+        <w:keepLines w:val="false"/>
+        <w:spacing w:after="160" w:line="276"/>
+        <w:jc w:val="left"/>
+      </w:pPr>
+      <w:r>
+        <w:rPr>
+          <w:rFonts w:ascii="Times New Roman" w:cs="Times New Roman" w:eastAsia="Times New Roman" w:hAnsi="Times New Roman"/>
+          <w:sz w:val="24"/>
+          <w:szCs w:val="24"/>
+        </w:rPr>
+        <w:t xml:space="preserve">obtaining, by the guidance server from a machine-learning model having image-understanding capability, a navigation record identifying each step whose visible-when-done condition is shown satisfied in the redacted frame, a single current step, and a single instruction for the current step;</w:t>
+      </w:r>
+    </w:p>
+    <w:p>
+      <w:pPr>
+        <w:keepLines w:val="false"/>
+        <w:spacing w:after="160" w:line="276"/>
+        <w:jc w:val="left"/>
+      </w:pPr>
+      <w:r>
+        <w:rPr>
+          <w:rFonts w:ascii="Times New Roman" w:cs="Times New Roman" w:eastAsia="Times New Roman" w:hAnsi="Times New Roman"/>
+          <w:sz w:val="24"/>
+          <w:szCs w:val="24"/>
+        </w:rPr>
+        <w:t xml:space="preserve">applying, by the guidance server, an instruction-shaping rule set compiled from the egress policy object to the single instruction, the instruction-shaping rule set comprising at least one forbid rule, such that a single instruction that would direct the member user to expose a value of a category whose action is withholding, or that matches a forbid rule, is annotated with a policy reason and a compliant alternative or is replaced by a policy-reason instruction, the instruction-shaping rule set being versioned together with the egress policy object;</w:t>
+      </w:r>
+    </w:p>
+    <w:p>
+      <w:pPr>
+        <w:keepLines w:val="false"/>
+        <w:spacing w:after="160" w:line="276"/>
+        <w:jc w:val="left"/>
+      </w:pPr>
+      <w:r>
+        <w:rPr>
+          <w:rFonts w:ascii="Times New Roman" w:cs="Times New Roman" w:eastAsia="Times New Roman" w:hAnsi="Times New Roman"/>
+          <w:sz w:val="24"/>
+          <w:szCs w:val="24"/>
+        </w:rPr>
+        <w:t xml:space="preserve">presenting the single instruction on the display without injecting any input event into the target application, and advancing the current step only when a subsequently received redacted frame yields a navigation record identifying the visible-when-done condition of the current step as satisfied;</w:t>
+      </w:r>
+    </w:p>
+    <w:p>
+      <w:pPr>
+        <w:keepLines w:val="false"/>
+        <w:spacing w:after="160" w:line="276"/>
+        <w:jc w:val="left"/>
+      </w:pPr>
+      <w:r>
+        <w:rPr>
+          <w:rFonts w:ascii="Times New Roman" w:cs="Times New Roman" w:eastAsia="Times New Roman" w:hAnsi="Times New Roman"/>
+          <w:sz w:val="24"/>
+          <w:szCs w:val="24"/>
+        </w:rPr>
+        <w:t xml:space="preserve">storing the redacted frame as evidence of a step only when the navigation record identifies the step as newly satisfied and only when the screenshot-evidence setting permits retention, and otherwise retaining no frame; and</w:t>
+      </w:r>
+    </w:p>
+    <w:p>
+      <w:pPr>
+        <w:keepLines w:val="false"/>
+        <w:spacing w:after="160" w:line="276"/>
+        <w:jc w:val="left"/>
+      </w:pPr>
+      <w:r>
+        <w:rPr>
+          <w:rFonts w:ascii="Times New Roman" w:cs="Times New Roman" w:eastAsia="Times New Roman" w:hAnsi="Times New Roman"/>
+          <w:sz w:val="24"/>
+          <w:szCs w:val="24"/>
+        </w:rPr>
+        <w:t xml:space="preserve">appending to an audit log, for each transmission from the user device, a record comprising a version of the egress policy object in force, the mode, a count of items removed in each category, and whether a frame was transmitted, the record excluding every sensitive value removed.</w:t>
       </w:r>
     </w:p>
     <w:p>
@@ -3151,7 +3211,7 @@
           <w:sz w:val="24"/>
           <w:szCs w:val="24"/>
         </w:rPr>
-        <w:t xml:space="preserve"> The system of claim 11, wherein the guidance server further comprises a security gate configured to match each command and each code block included in any step of the ordered plan against a catalog of destructive-operation patterns and to annotate a matching step with a destructive indicator and a reason, and wherein the presentation layer is configured to render, in place of the command or code block of an annotated step, a placeholder labeled with the reason, to withhold display of the command or code block until the user operates an explicit acknowledgment control, and to cause an acknowledgment event identifying the annotated step to be recorded.</w:t>
+        <w:t xml:space="preserve"> The non-transitory computer-readable medium of claim 14, wherein the egress policy object further comprises a locked state, and the operations further comprise refusing every modification of the egress policy object while in the locked state, including a modification requested by a tenant administrator of the tenant, unless the modification is made through a lock-release operation that requires re-authentication of an administrator having a role hierarchically above that of the tenant administrator and that appends to the audit log an entry identifying the re-authenticated administrator, the version of the egress policy object before the modification and the version after the modification, the entry excluding every sensitive value.</w:t>
       </w:r>
     </w:p>
     <w:p>
@@ -3176,7 +3236,7 @@
           <w:sz w:val="24"/>
           <w:szCs w:val="24"/>
         </w:rPr>
-        <w:t xml:space="preserve"> The system of claim 11, wherein the guidance client is a web application executing in a browser on the user device without installation, the frames are captured through a display-media capture interface of the browser, and the presentation layer is configured to present the single instruction in a browser-native document picture-in-picture window opened in response to a user gesture before a capture prompt of the display-media capture interface is presented, to present the single instruction in a pop-out window when the document picture-in-picture window is unavailable, and to present the single instruction within a page of the web application when the pop-out window is unavailable.</w:t>
+        <w:t xml:space="preserve"> The non-transitory computer-readable medium of claim 14, wherein the operations further comprise denying, to each member user of the tenant, any request to modify, disable or weaken the egress policy object on the member user's user device, re-applying the egress policy object at the guidance server to content received from the user device, and recording in the record appended to the audit log a count, per category, of any item removed by the re-applying.</w:t>
       </w:r>
     </w:p>
     <w:p>
@@ -3201,142 +3261,7 @@
           <w:sz w:val="24"/>
           <w:szCs w:val="24"/>
         </w:rPr>
-        <w:t xml:space="preserve"> A non-transitory computer-readable medium storing instructions that, when executed by one or more processors of a guidance server and of a user device, cause performance of operations comprising:</w:t>
-      </w:r>
-    </w:p>
-    <w:p>
-      <w:pPr>
-        <w:keepLines w:val="false"/>
-        <w:spacing w:after="160" w:line="276"/>
-        <w:jc w:val="left"/>
-      </w:pPr>
-      <w:r>
-        <w:rPr>
-          <w:rFonts w:ascii="Times New Roman" w:cs="Times New Roman" w:eastAsia="Times New Roman" w:hAnsi="Times New Roman"/>
-          <w:sz w:val="24"/>
-          <w:szCs w:val="24"/>
-        </w:rPr>
-        <w:t xml:space="preserve">storing, for a tenant comprising a plurality of member users, an egress policy object comprising (i) for each of a plurality of categories of sensitive information, an action selected from sending, redacting, withholding and tokenizing, (ii) a set of block words, (iii) a mode selecting between redaction and tokenization, (iv) a screenshot-evidence setting indicating whether redacted frames of member displays may be retained, and (v) an armed state;</w:t>
-      </w:r>
-    </w:p>
-    <w:p>
-      <w:pPr>
-        <w:keepLines w:val="false"/>
-        <w:spacing w:after="160" w:line="276"/>
-        <w:jc w:val="left"/>
-      </w:pPr>
-      <w:r>
-        <w:rPr>
-          <w:rFonts w:ascii="Times New Roman" w:cs="Times New Roman" w:eastAsia="Times New Roman" w:hAnsi="Times New Roman"/>
-          <w:sz w:val="24"/>
-          <w:szCs w:val="24"/>
-        </w:rPr>
-        <w:t xml:space="preserve">distributing the egress policy object, when armed, to a guidance client executing on the user device of each member user;</w:t>
-      </w:r>
-    </w:p>
-    <w:p>
-      <w:pPr>
-        <w:keepLines w:val="false"/>
-        <w:spacing w:after="160" w:line="276"/>
-        <w:jc w:val="left"/>
-      </w:pPr>
-      <w:r>
-        <w:rPr>
-          <w:rFonts w:ascii="Times New Roman" w:cs="Times New Roman" w:eastAsia="Times New Roman" w:hAnsi="Times New Roman"/>
-          <w:sz w:val="24"/>
-          <w:szCs w:val="24"/>
-        </w:rPr>
-        <w:t xml:space="preserve">capturing, by the guidance client on the user device of a member user, frames of a display on which a target application is rendered, and, for each frame, recognizing text within the frame and masking, before the frame leaves the user device, each text line that the egress policy object identifies as containing sensitive information or a block word, to produce a redacted frame;</w:t>
-      </w:r>
-    </w:p>
-    <w:p>
-      <w:pPr>
-        <w:keepLines w:val="false"/>
-        <w:spacing w:after="160" w:line="276"/>
-        <w:jc w:val="left"/>
-      </w:pPr>
-      <w:r>
-        <w:rPr>
-          <w:rFonts w:ascii="Times New Roman" w:cs="Times New Roman" w:eastAsia="Times New Roman" w:hAnsi="Times New Roman"/>
-          <w:sz w:val="24"/>
-          <w:szCs w:val="24"/>
-        </w:rPr>
-        <w:t xml:space="preserve">transmitting the redacted frame and an ordered plan of steps, each step having a visible-when-done condition, to the guidance server;</w:t>
-      </w:r>
-    </w:p>
-    <w:p>
-      <w:pPr>
-        <w:keepLines w:val="false"/>
-        <w:spacing w:after="160" w:line="276"/>
-        <w:jc w:val="left"/>
-      </w:pPr>
-      <w:r>
-        <w:rPr>
-          <w:rFonts w:ascii="Times New Roman" w:cs="Times New Roman" w:eastAsia="Times New Roman" w:hAnsi="Times New Roman"/>
-          <w:sz w:val="24"/>
-          <w:szCs w:val="24"/>
-        </w:rPr>
-        <w:t xml:space="preserve">obtaining, by the guidance server from a machine-learning model having image-understanding capability, a navigation record identifying each step whose visible-when-done condition is shown satisfied in the redacted frame, a single current step, and a single instruction for the current step;</w:t>
-      </w:r>
-    </w:p>
-    <w:p>
-      <w:pPr>
-        <w:keepLines w:val="false"/>
-        <w:spacing w:after="160" w:line="276"/>
-        <w:jc w:val="left"/>
-      </w:pPr>
-      <w:r>
-        <w:rPr>
-          <w:rFonts w:ascii="Times New Roman" w:cs="Times New Roman" w:eastAsia="Times New Roman" w:hAnsi="Times New Roman"/>
-          <w:sz w:val="24"/>
-          <w:szCs w:val="24"/>
-        </w:rPr>
-        <w:t xml:space="preserve">applying, by the guidance server, an instruction-shaping rule set compiled from the egress policy object to the single instruction, the instruction-shaping rule set comprising at least one forbid rule, such that a single instruction that would direct the member user to expose a value of a category whose action is withholding, or that matches a forbid rule, is annotated with a policy reason and a compliant alternative or is replaced by a policy-reason instruction, the instruction-shaping rule set being versioned together with the egress policy object;</w:t>
-      </w:r>
-    </w:p>
-    <w:p>
-      <w:pPr>
-        <w:keepLines w:val="false"/>
-        <w:spacing w:after="160" w:line="276"/>
-        <w:jc w:val="left"/>
-      </w:pPr>
-      <w:r>
-        <w:rPr>
-          <w:rFonts w:ascii="Times New Roman" w:cs="Times New Roman" w:eastAsia="Times New Roman" w:hAnsi="Times New Roman"/>
-          <w:sz w:val="24"/>
-          <w:szCs w:val="24"/>
-        </w:rPr>
-        <w:t xml:space="preserve">presenting the single instruction on the display without injecting any input event into the target application, and advancing the current step only when a subsequently received redacted frame yields a navigation record identifying the visible-when-done condition of the current step as satisfied;</w:t>
-      </w:r>
-    </w:p>
-    <w:p>
-      <w:pPr>
-        <w:keepLines w:val="false"/>
-        <w:spacing w:after="160" w:line="276"/>
-        <w:jc w:val="left"/>
-      </w:pPr>
-      <w:r>
-        <w:rPr>
-          <w:rFonts w:ascii="Times New Roman" w:cs="Times New Roman" w:eastAsia="Times New Roman" w:hAnsi="Times New Roman"/>
-          <w:sz w:val="24"/>
-          <w:szCs w:val="24"/>
-        </w:rPr>
-        <w:t xml:space="preserve">storing the redacted frame as evidence of a step only when the navigation record identifies the step as newly satisfied and only when the screenshot-evidence setting permits retention, and otherwise retaining no frame; and</w:t>
-      </w:r>
-    </w:p>
-    <w:p>
-      <w:pPr>
-        <w:keepLines w:val="false"/>
-        <w:spacing w:after="160" w:line="276"/>
-        <w:jc w:val="left"/>
-      </w:pPr>
-      <w:r>
-        <w:rPr>
-          <w:rFonts w:ascii="Times New Roman" w:cs="Times New Roman" w:eastAsia="Times New Roman" w:hAnsi="Times New Roman"/>
-          <w:sz w:val="24"/>
-          <w:szCs w:val="24"/>
-        </w:rPr>
-        <w:t xml:space="preserve">appending to an audit log, for each transmission from the user device, a record comprising a version of the egress policy object in force, the mode, a count of items removed in each category, and whether a frame was transmitted, the record excluding every sensitive value removed.</w:t>
+        <w:t xml:space="preserve"> The non-transitory computer-readable medium of claim 14, wherein the egress policy object further comprises a retention window, the record appended to the audit log is drawn from a closed schema having no field capable of storing a sensitive value, and the operations further comprise periodically deleting, in a single operation, each session of the tenant older than the retention window together with every redacted frame stored as evidence for the session and every record of the audit log belonging to the session.</w:t>
       </w:r>
     </w:p>
     <w:p>
@@ -3361,7 +3286,7 @@
           <w:sz w:val="24"/>
           <w:szCs w:val="24"/>
         </w:rPr>
-        <w:t xml:space="preserve"> The non-transitory computer-readable medium of claim 17, wherein the egress policy object further comprises a locked state, and the operations further comprise refusing every modification of the egress policy object while in the locked state, including a modification requested by a tenant administrator of the tenant, unless the modification is made through a lock-release operation that requires re-authentication of an administrator having a role hierarchically above that of the tenant administrator and that appends to the audit log an entry identifying the re-authenticated administrator, the version of the egress policy object before the modification and the version after the modification, the entry excluding every sensitive value.</w:t>
+        <w:t xml:space="preserve"> The non-transitory computer-readable medium of claim 14, wherein the guidance client executes in a desktop shell on the user device, the single instruction is presented in an overlay window configured as always-on-top with a click-through mode in which pointer events pass to the target application beneath the overlay window and in which interactivity of the overlay window is restored while a pointer hovers over a control of the overlay window, and the overlay window is configured with a content-protection attribute of a window manager of the user device such that pixels of the overlay window are omitted from the frames captured by the guidance client and from screen capture by other applications executing on the user device.</w:t>
       </w:r>
     </w:p>
     <w:p>
@@ -3386,7 +3311,157 @@
           <w:sz w:val="24"/>
           <w:szCs w:val="24"/>
         </w:rPr>
-        <w:t xml:space="preserve"> The non-transitory computer-readable medium of claim 17, wherein the operations further comprise denying, to each member user of the tenant, any request to modify, disable or weaken the egress policy object on the member user's user device, re-applying the egress policy object at the guidance server to content received from the user device, and recording in the record appended to the audit log a count, per category, of any item removed by the re-applying.</w:t>
+        <w:t xml:space="preserve"> A computer-implemented method of guiding a human performer through a multi-task project in one or more target applications rendered on a display of a user device, the method comprising:</w:t>
+      </w:r>
+    </w:p>
+    <w:p>
+      <w:pPr>
+        <w:keepLines w:val="false"/>
+        <w:spacing w:after="160" w:line="276"/>
+        <w:jc w:val="left"/>
+      </w:pPr>
+      <w:r>
+        <w:rPr>
+          <w:rFonts w:ascii="Times New Roman" w:cs="Times New Roman" w:eastAsia="Times New Roman" w:hAnsi="Times New Roman"/>
+          <w:sz w:val="24"/>
+          <w:szCs w:val="24"/>
+        </w:rPr>
+        <w:t xml:space="preserve">receiving a project goal stated by the human performer;</w:t>
+      </w:r>
+    </w:p>
+    <w:p>
+      <w:pPr>
+        <w:keepLines w:val="false"/>
+        <w:spacing w:after="160" w:line="276"/>
+        <w:jc w:val="left"/>
+      </w:pPr>
+      <w:r>
+        <w:rPr>
+          <w:rFonts w:ascii="Times New Roman" w:cs="Times New Roman" w:eastAsia="Times New Roman" w:hAnsi="Times New Roman"/>
+          <w:sz w:val="24"/>
+          <w:szCs w:val="24"/>
+        </w:rPr>
+        <w:t xml:space="preserve">obtaining, from a planning machine-learning model, a project map comprising an ordered plurality of task descriptors and a project end-state, each task descriptor comprising a task goal, a done-state describing display content that will be visible on the display when the task is complete, and a set of dependencies, each dependency referencing another task descriptor of the project map, the project map containing no step-level instruction;</w:t>
+      </w:r>
+    </w:p>
+    <w:p>
+      <w:pPr>
+        <w:keepLines w:val="false"/>
+        <w:spacing w:after="160" w:line="276"/>
+        <w:jc w:val="left"/>
+      </w:pPr>
+      <w:r>
+        <w:rPr>
+          <w:rFonts w:ascii="Times New Roman" w:cs="Times New Roman" w:eastAsia="Times New Roman" w:hAnsi="Times New Roman"/>
+          <w:sz w:val="24"/>
+          <w:szCs w:val="24"/>
+        </w:rPr>
+        <w:t xml:space="preserve">storing the project map together with a learnings ledger of generalized facts scoped to the project;</w:t>
+      </w:r>
+    </w:p>
+    <w:p>
+      <w:pPr>
+        <w:keepLines w:val="false"/>
+        <w:spacing w:after="160" w:line="276"/>
+        <w:jc w:val="left"/>
+      </w:pPr>
+      <w:r>
+        <w:rPr>
+          <w:rFonts w:ascii="Times New Roman" w:cs="Times New Roman" w:eastAsia="Times New Roman" w:hAnsi="Times New Roman"/>
+          <w:sz w:val="24"/>
+          <w:szCs w:val="24"/>
+        </w:rPr>
+        <w:t xml:space="preserve">selecting, as a selected task descriptor, the lowest-ordered task descriptor of the project map that is not in a done state and whose dependencies are each in the done state;</w:t>
+      </w:r>
+    </w:p>
+    <w:p>
+      <w:pPr>
+        <w:keepLines w:val="false"/>
+        <w:spacing w:after="160" w:line="276"/>
+        <w:jc w:val="left"/>
+      </w:pPr>
+      <w:r>
+        <w:rPr>
+          <w:rFonts w:ascii="Times New Roman" w:cs="Times New Roman" w:eastAsia="Times New Roman" w:hAnsi="Times New Roman"/>
+          <w:sz w:val="24"/>
+          <w:szCs w:val="24"/>
+        </w:rPr>
+        <w:t xml:space="preserve">in response to the selecting, and not before, obtaining from the planning machine-learning model an ordered plan of steps for the selected task descriptor only, each step comprising an instruction and a visible-when-done condition describing display content that will be present when the step has been performed, the planning machine-learning model being supplied with the task goal of the selected task descriptor and with the contents of the learnings ledger as current verified facts;</w:t>
+      </w:r>
+    </w:p>
+    <w:p>
+      <w:pPr>
+        <w:keepLines w:val="false"/>
+        <w:spacing w:after="160" w:line="276"/>
+        <w:jc w:val="left"/>
+      </w:pPr>
+      <w:r>
+        <w:rPr>
+          <w:rFonts w:ascii="Times New Roman" w:cs="Times New Roman" w:eastAsia="Times New Roman" w:hAnsi="Times New Roman"/>
+          <w:sz w:val="24"/>
+          <w:szCs w:val="24"/>
+        </w:rPr>
+        <w:t xml:space="preserve">guiding the human performer through the ordered plan of steps by, for each step, presenting a single instruction on the display without injecting any input event into the one or more target applications, capturing a frame of the display after the presenting, redacting the frame on the user device before the frame leaves the user device, obtaining from a machine-learning model having image-understanding capability a navigation record generated from the redacted frame and the ordered plan of steps, and advancing to a subsequent step only when the navigation record identifies the visible-when-done condition of the step as satisfied by display content present in the redacted frame;</w:t>
+      </w:r>
+    </w:p>
+    <w:p>
+      <w:pPr>
+        <w:keepLines w:val="false"/>
+        <w:spacing w:after="160" w:line="276"/>
+        <w:jc w:val="left"/>
+      </w:pPr>
+      <w:r>
+        <w:rPr>
+          <w:rFonts w:ascii="Times New Roman" w:cs="Times New Roman" w:eastAsia="Times New Roman" w:hAnsi="Times New Roman"/>
+          <w:sz w:val="24"/>
+          <w:szCs w:val="24"/>
+        </w:rPr>
+        <w:t xml:space="preserve">appending to the learnings ledger, in association with the selected task descriptor, at least one generalized fact derived from the obtaining of the ordered plan of steps or from the guiding, the appending being deduplicated against existing entries of the learnings ledger by normalized comparison of fact text;</w:t>
+      </w:r>
+    </w:p>
+    <w:p>
+      <w:pPr>
+        <w:keepLines w:val="false"/>
+        <w:spacing w:after="160" w:line="276"/>
+        <w:jc w:val="left"/>
+      </w:pPr>
+      <w:r>
+        <w:rPr>
+          <w:rFonts w:ascii="Times New Roman" w:cs="Times New Roman" w:eastAsia="Times New Roman" w:hAnsi="Times New Roman"/>
+          <w:sz w:val="24"/>
+          <w:szCs w:val="24"/>
+        </w:rPr>
+        <w:t xml:space="preserve">upon completion of the guiding for the selected task descriptor, marking the selected task descriptor as being in the done state and recording for the selected task descriptor an outcome comprising a count of the steps whose visible-when-done conditions were identified as satisfied;</w:t>
+      </w:r>
+    </w:p>
+    <w:p>
+      <w:pPr>
+        <w:keepLines w:val="false"/>
+        <w:spacing w:after="160" w:line="276"/>
+        <w:jc w:val="left"/>
+      </w:pPr>
+      <w:r>
+        <w:rPr>
+          <w:rFonts w:ascii="Times New Roman" w:cs="Times New Roman" w:eastAsia="Times New Roman" w:hAnsi="Times New Roman"/>
+          <w:sz w:val="24"/>
+          <w:szCs w:val="24"/>
+        </w:rPr>
+        <w:t xml:space="preserve">repeating the selecting, the obtaining of an ordered plan of steps, the guiding, the appending and the marking for each remaining task descriptor of the project map, such that the ordered plan of steps for a later task descriptor is generated from generalized facts appended during earlier task descriptors of the same project; and</w:t>
+      </w:r>
+    </w:p>
+    <w:p>
+      <w:pPr>
+        <w:keepLines w:val="false"/>
+        <w:spacing w:after="160" w:line="276"/>
+        <w:jc w:val="left"/>
+      </w:pPr>
+      <w:r>
+        <w:rPr>
+          <w:rFonts w:ascii="Times New Roman" w:cs="Times New Roman" w:eastAsia="Times New Roman" w:hAnsi="Times New Roman"/>
+          <w:sz w:val="24"/>
+          <w:szCs w:val="24"/>
+        </w:rPr>
+        <w:t xml:space="preserve">declaring the project complete only when every task descriptor of the project map is in the done state and the project end-state is shown satisfied.</w:t>
       </w:r>
     </w:p>
     <w:p>
@@ -3411,232 +3486,7 @@
           <w:sz w:val="24"/>
           <w:szCs w:val="24"/>
         </w:rPr>
-        <w:t xml:space="preserve"> The non-transitory computer-readable medium of claim 17, wherein the egress policy object further comprises a retention window, the record appended to the audit log is drawn from a closed schema having no field capable of storing a sensitive value, and the operations further comprise periodically deleting, in a single operation, each session of the tenant older than the retention window together with every redacted frame stored as evidence for the session and every record of the audit log belonging to the session.</w:t>
-      </w:r>
-    </w:p>
-    <w:p>
-      <w:pPr>
-        <w:keepLines/>
-        <w:spacing w:after="200" w:line="276"/>
-        <w:jc w:val="left"/>
-      </w:pPr>
-      <w:r>
-        <w:rPr>
-          <w:rFonts w:ascii="Times New Roman" w:cs="Times New Roman" w:eastAsia="Times New Roman" w:hAnsi="Times New Roman"/>
-          <w:b/>
-          <w:bCs/>
-          <w:sz w:val="24"/>
-          <w:szCs w:val="24"/>
-        </w:rPr>
-        <w:t xml:space="preserve">21.</w:t>
-      </w:r>
-      <w:r>
-        <w:rPr>
-          <w:rFonts w:ascii="Times New Roman" w:cs="Times New Roman" w:eastAsia="Times New Roman" w:hAnsi="Times New Roman"/>
-          <w:sz w:val="24"/>
-          <w:szCs w:val="24"/>
-        </w:rPr>
-        <w:t xml:space="preserve"> The non-transitory computer-readable medium of claim 17, wherein the guidance client executes in a desktop shell on the user device, the single instruction is presented in an overlay window configured as always-on-top with a click-through mode in which pointer events pass to the target application beneath the overlay window and in which interactivity of the overlay window is restored while a pointer hovers over a control of the overlay window, and the overlay window is configured with a content-protection attribute of a window manager of the user device such that pixels of the overlay window are omitted from the frames captured by the guidance client and from screen capture by other applications executing on the user device.</w:t>
-      </w:r>
-    </w:p>
-    <w:p>
-      <w:pPr>
-        <w:keepLines/>
-        <w:spacing w:after="200" w:line="276"/>
-        <w:jc w:val="left"/>
-      </w:pPr>
-      <w:r>
-        <w:rPr>
-          <w:rFonts w:ascii="Times New Roman" w:cs="Times New Roman" w:eastAsia="Times New Roman" w:hAnsi="Times New Roman"/>
-          <w:b/>
-          <w:bCs/>
-          <w:sz w:val="24"/>
-          <w:szCs w:val="24"/>
-        </w:rPr>
-        <w:t xml:space="preserve">22.</w:t>
-      </w:r>
-      <w:r>
-        <w:rPr>
-          <w:rFonts w:ascii="Times New Roman" w:cs="Times New Roman" w:eastAsia="Times New Roman" w:hAnsi="Times New Roman"/>
-          <w:sz w:val="24"/>
-          <w:szCs w:val="24"/>
-        </w:rPr>
-        <w:t xml:space="preserve"> A computer-implemented method of guiding a human performer through a multi-task project in one or more target applications rendered on a display of a user device, the method comprising:</w:t>
-      </w:r>
-    </w:p>
-    <w:p>
-      <w:pPr>
-        <w:keepLines w:val="false"/>
-        <w:spacing w:after="160" w:line="276"/>
-        <w:jc w:val="left"/>
-      </w:pPr>
-      <w:r>
-        <w:rPr>
-          <w:rFonts w:ascii="Times New Roman" w:cs="Times New Roman" w:eastAsia="Times New Roman" w:hAnsi="Times New Roman"/>
-          <w:sz w:val="24"/>
-          <w:szCs w:val="24"/>
-        </w:rPr>
-        <w:t xml:space="preserve">receiving a project goal stated by the human performer;</w:t>
-      </w:r>
-    </w:p>
-    <w:p>
-      <w:pPr>
-        <w:keepLines w:val="false"/>
-        <w:spacing w:after="160" w:line="276"/>
-        <w:jc w:val="left"/>
-      </w:pPr>
-      <w:r>
-        <w:rPr>
-          <w:rFonts w:ascii="Times New Roman" w:cs="Times New Roman" w:eastAsia="Times New Roman" w:hAnsi="Times New Roman"/>
-          <w:sz w:val="24"/>
-          <w:szCs w:val="24"/>
-        </w:rPr>
-        <w:t xml:space="preserve">obtaining, from a planning machine-learning model, a project map comprising an ordered plurality of task descriptors and a project end-state, each task descriptor comprising a task goal, a done-state describing display content that will be visible on the display when the task is complete, and a set of dependencies, each dependency referencing another task descriptor of the project map, the project map containing no step-level instruction;</w:t>
-      </w:r>
-    </w:p>
-    <w:p>
-      <w:pPr>
-        <w:keepLines w:val="false"/>
-        <w:spacing w:after="160" w:line="276"/>
-        <w:jc w:val="left"/>
-      </w:pPr>
-      <w:r>
-        <w:rPr>
-          <w:rFonts w:ascii="Times New Roman" w:cs="Times New Roman" w:eastAsia="Times New Roman" w:hAnsi="Times New Roman"/>
-          <w:sz w:val="24"/>
-          <w:szCs w:val="24"/>
-        </w:rPr>
-        <w:t xml:space="preserve">storing the project map together with a learnings ledger of generalized facts scoped to the project;</w:t>
-      </w:r>
-    </w:p>
-    <w:p>
-      <w:pPr>
-        <w:keepLines w:val="false"/>
-        <w:spacing w:after="160" w:line="276"/>
-        <w:jc w:val="left"/>
-      </w:pPr>
-      <w:r>
-        <w:rPr>
-          <w:rFonts w:ascii="Times New Roman" w:cs="Times New Roman" w:eastAsia="Times New Roman" w:hAnsi="Times New Roman"/>
-          <w:sz w:val="24"/>
-          <w:szCs w:val="24"/>
-        </w:rPr>
-        <w:t xml:space="preserve">selecting, as a selected task descriptor, the lowest-ordered task descriptor of the project map that is not in a done state and whose dependencies are each in the done state;</w:t>
-      </w:r>
-    </w:p>
-    <w:p>
-      <w:pPr>
-        <w:keepLines w:val="false"/>
-        <w:spacing w:after="160" w:line="276"/>
-        <w:jc w:val="left"/>
-      </w:pPr>
-      <w:r>
-        <w:rPr>
-          <w:rFonts w:ascii="Times New Roman" w:cs="Times New Roman" w:eastAsia="Times New Roman" w:hAnsi="Times New Roman"/>
-          <w:sz w:val="24"/>
-          <w:szCs w:val="24"/>
-        </w:rPr>
-        <w:t xml:space="preserve">in response to the selecting, and not before, obtaining from the planning machine-learning model an ordered plan of steps for the selected task descriptor only, each step comprising an instruction and a visible-when-done condition describing display content that will be present when the step has been performed, the planning machine-learning model being supplied with the task goal of the selected task descriptor and with the contents of the learnings ledger as current verified facts;</w:t>
-      </w:r>
-    </w:p>
-    <w:p>
-      <w:pPr>
-        <w:keepLines w:val="false"/>
-        <w:spacing w:after="160" w:line="276"/>
-        <w:jc w:val="left"/>
-      </w:pPr>
-      <w:r>
-        <w:rPr>
-          <w:rFonts w:ascii="Times New Roman" w:cs="Times New Roman" w:eastAsia="Times New Roman" w:hAnsi="Times New Roman"/>
-          <w:sz w:val="24"/>
-          <w:szCs w:val="24"/>
-        </w:rPr>
-        <w:t xml:space="preserve">guiding the human performer through the ordered plan of steps by, for each step, presenting a single instruction on the display without injecting any input event into the one or more target applications, capturing a frame of the display after the presenting, redacting the frame on the user device before the frame leaves the user device, obtaining from a machine-learning model having image-understanding capability a navigation record generated from the redacted frame and the ordered plan of steps, and advancing to a subsequent step only when the navigation record identifies the visible-when-done condition of the step as satisfied by display content present in the redacted frame;</w:t>
-      </w:r>
-    </w:p>
-    <w:p>
-      <w:pPr>
-        <w:keepLines w:val="false"/>
-        <w:spacing w:after="160" w:line="276"/>
-        <w:jc w:val="left"/>
-      </w:pPr>
-      <w:r>
-        <w:rPr>
-          <w:rFonts w:ascii="Times New Roman" w:cs="Times New Roman" w:eastAsia="Times New Roman" w:hAnsi="Times New Roman"/>
-          <w:sz w:val="24"/>
-          <w:szCs w:val="24"/>
-        </w:rPr>
-        <w:t xml:space="preserve">appending to the learnings ledger, in association with the selected task descriptor, at least one generalized fact derived from the obtaining of the ordered plan of steps or from the guiding, the appending being deduplicated against existing entries of the learnings ledger by normalized comparison of fact text;</w:t>
-      </w:r>
-    </w:p>
-    <w:p>
-      <w:pPr>
-        <w:keepLines w:val="false"/>
-        <w:spacing w:after="160" w:line="276"/>
-        <w:jc w:val="left"/>
-      </w:pPr>
-      <w:r>
-        <w:rPr>
-          <w:rFonts w:ascii="Times New Roman" w:cs="Times New Roman" w:eastAsia="Times New Roman" w:hAnsi="Times New Roman"/>
-          <w:sz w:val="24"/>
-          <w:szCs w:val="24"/>
-        </w:rPr>
-        <w:t xml:space="preserve">upon completion of the guiding for the selected task descriptor, marking the selected task descriptor as being in the done state and recording for the selected task descriptor an outcome comprising a count of the steps whose visible-when-done conditions were identified as satisfied;</w:t>
-      </w:r>
-    </w:p>
-    <w:p>
-      <w:pPr>
-        <w:keepLines w:val="false"/>
-        <w:spacing w:after="160" w:line="276"/>
-        <w:jc w:val="left"/>
-      </w:pPr>
-      <w:r>
-        <w:rPr>
-          <w:rFonts w:ascii="Times New Roman" w:cs="Times New Roman" w:eastAsia="Times New Roman" w:hAnsi="Times New Roman"/>
-          <w:sz w:val="24"/>
-          <w:szCs w:val="24"/>
-        </w:rPr>
-        <w:t xml:space="preserve">repeating the selecting, the obtaining of an ordered plan of steps, the guiding, the appending and the marking for each remaining task descriptor of the project map, such that the ordered plan of steps for a later task descriptor is generated from generalized facts appended during earlier task descriptors of the same project; and</w:t>
-      </w:r>
-    </w:p>
-    <w:p>
-      <w:pPr>
-        <w:keepLines w:val="false"/>
-        <w:spacing w:after="160" w:line="276"/>
-        <w:jc w:val="left"/>
-      </w:pPr>
-      <w:r>
-        <w:rPr>
-          <w:rFonts w:ascii="Times New Roman" w:cs="Times New Roman" w:eastAsia="Times New Roman" w:hAnsi="Times New Roman"/>
-          <w:sz w:val="24"/>
-          <w:szCs w:val="24"/>
-        </w:rPr>
-        <w:t xml:space="preserve">declaring the project complete only when every task descriptor of the project map is in the done state and the project end-state is shown satisfied.</w:t>
-      </w:r>
-    </w:p>
-    <w:p>
-      <w:pPr>
-        <w:keepLines/>
-        <w:spacing w:after="200" w:line="276"/>
-        <w:jc w:val="left"/>
-      </w:pPr>
-      <w:r>
-        <w:rPr>
-          <w:rFonts w:ascii="Times New Roman" w:cs="Times New Roman" w:eastAsia="Times New Roman" w:hAnsi="Times New Roman"/>
-          <w:b/>
-          <w:bCs/>
-          <w:sz w:val="24"/>
-          <w:szCs w:val="24"/>
-        </w:rPr>
-        <w:t xml:space="preserve">23.</w:t>
-      </w:r>
-      <w:r>
-        <w:rPr>
-          <w:rFonts w:ascii="Times New Roman" w:cs="Times New Roman" w:eastAsia="Times New Roman" w:hAnsi="Times New Roman"/>
-          <w:sz w:val="24"/>
-          <w:szCs w:val="24"/>
-        </w:rPr>
-        <w:t xml:space="preserve"> The method of claim 22, further comprising, before the storing, applying to the project map a deterministic gate that invokes no machine-learning model, the deterministic gate:</w:t>
+        <w:t xml:space="preserve"> The method of claim 19, further comprising, before the storing, applying to the project map a deterministic gate that invokes no machine-learning model, the deterministic gate:</w:t>
       </w:r>
     </w:p>
     <w:p>
@@ -3712,501 +3562,6 @@
           <w:szCs w:val="24"/>
         </w:rPr>
         <w:t xml:space="preserve">producing, when an ordered plan of steps obtained for a single task descriptor comprises more steps than a threshold, an advisory indication only and never a division of that task descriptor into a plurality of task descriptors.</w:t>
-      </w:r>
-    </w:p>
-    <w:p>
-      <w:pPr>
-        <w:keepLines/>
-        <w:spacing w:after="200" w:line="276"/>
-        <w:jc w:val="left"/>
-      </w:pPr>
-      <w:r>
-        <w:rPr>
-          <w:rFonts w:ascii="Times New Roman" w:cs="Times New Roman" w:eastAsia="Times New Roman" w:hAnsi="Times New Roman"/>
-          <w:b/>
-          <w:bCs/>
-          <w:sz w:val="24"/>
-          <w:szCs w:val="24"/>
-        </w:rPr>
-        <w:t xml:space="preserve">24.</w:t>
-      </w:r>
-      <w:r>
-        <w:rPr>
-          <w:rFonts w:ascii="Times New Roman" w:cs="Times New Roman" w:eastAsia="Times New Roman" w:hAnsi="Times New Roman"/>
-          <w:sz w:val="24"/>
-          <w:szCs w:val="24"/>
-        </w:rPr>
-        <w:t xml:space="preserve"> The method of claim 22, further comprising:</w:t>
-      </w:r>
-    </w:p>
-    <w:p>
-      <w:pPr>
-        <w:keepLines w:val="false"/>
-        <w:spacing w:after="160" w:line="276"/>
-        <w:jc w:val="left"/>
-      </w:pPr>
-      <w:r>
-        <w:rPr>
-          <w:rFonts w:ascii="Times New Roman" w:cs="Times New Roman" w:eastAsia="Times New Roman" w:hAnsi="Times New Roman"/>
-          <w:sz w:val="24"/>
-          <w:szCs w:val="24"/>
-        </w:rPr>
-        <w:t xml:space="preserve">receiving, while a task descriptor of the project map is not in the done state, a further request from the human performer;</w:t>
-      </w:r>
-    </w:p>
-    <w:p>
-      <w:pPr>
-        <w:keepLines w:val="false"/>
-        <w:spacing w:after="160" w:line="276"/>
-        <w:jc w:val="left"/>
-      </w:pPr>
-      <w:r>
-        <w:rPr>
-          <w:rFonts w:ascii="Times New Roman" w:cs="Times New Roman" w:eastAsia="Times New Roman" w:hAnsi="Times New Roman"/>
-          <w:sz w:val="24"/>
-          <w:szCs w:val="24"/>
-        </w:rPr>
-        <w:t xml:space="preserve">computing a token-set similarity between a set of normalized word tokens of the further request and a set of normalized word tokens of the task goal of each task descriptor of the project map;</w:t>
-      </w:r>
-    </w:p>
-    <w:p>
-      <w:pPr>
-        <w:keepLines w:val="false"/>
-        <w:spacing w:after="160" w:line="276"/>
-        <w:jc w:val="left"/>
-      </w:pPr>
-      <w:r>
-        <w:rPr>
-          <w:rFonts w:ascii="Times New Roman" w:cs="Times New Roman" w:eastAsia="Times New Roman" w:hAnsi="Times New Roman"/>
-          <w:sz w:val="24"/>
-          <w:szCs w:val="24"/>
-        </w:rPr>
-        <w:t xml:space="preserve">when the token-set similarity of a best-matching task descriptor meets a similarity threshold, associating the further request with the best-matching task descriptor and creating no task descriptor; and</w:t>
-      </w:r>
-    </w:p>
-    <w:p>
-      <w:pPr>
-        <w:keepLines w:val="false"/>
-        <w:spacing w:after="160" w:line="276"/>
-        <w:jc w:val="left"/>
-      </w:pPr>
-      <w:r>
-        <w:rPr>
-          <w:rFonts w:ascii="Times New Roman" w:cs="Times New Roman" w:eastAsia="Times New Roman" w:hAnsi="Times New Roman"/>
-          <w:sz w:val="24"/>
-          <w:szCs w:val="24"/>
-        </w:rPr>
-        <w:t xml:space="preserve">otherwise creating a new task descriptor from the further request and inserting the new task descriptor into the ordered plurality of task descriptors (i) immediately before a task descriptor named in the further request as blocked by the new task descriptor, adding the new task descriptor to the dependencies of the named task descriptor and adding the dependencies of the named task descriptor to the dependencies of the new task descriptor, or (ii) immediately after the latest in the ordered plurality of one or more task descriptors named in the further request as dependencies of the new task descriptor, or (iii) after the last task descriptor of the ordered plurality that is not in the done state, wherein, when a dependency to be added by the inserting would form a cycle among the dependencies of the task descriptors, the inserting is performed under (iii) without that dependency and an indication identifying the omitted dependency is recorded and presented to the human performer.</w:t>
-      </w:r>
-    </w:p>
-    <w:p>
-      <w:pPr>
-        <w:keepLines/>
-        <w:spacing w:after="200" w:line="276"/>
-        <w:jc w:val="left"/>
-      </w:pPr>
-      <w:r>
-        <w:rPr>
-          <w:rFonts w:ascii="Times New Roman" w:cs="Times New Roman" w:eastAsia="Times New Roman" w:hAnsi="Times New Roman"/>
-          <w:b/>
-          <w:bCs/>
-          <w:sz w:val="24"/>
-          <w:szCs w:val="24"/>
-        </w:rPr>
-        <w:t xml:space="preserve">25.</w:t>
-      </w:r>
-      <w:r>
-        <w:rPr>
-          <w:rFonts w:ascii="Times New Roman" w:cs="Times New Roman" w:eastAsia="Times New Roman" w:hAnsi="Times New Roman"/>
-          <w:sz w:val="24"/>
-          <w:szCs w:val="24"/>
-        </w:rPr>
-        <w:t xml:space="preserve"> The method of claim 22, wherein the done-state of the selected task descriptor is supplied to the machine-learning model having image-understanding capability together with the ordered plan of steps, and the marking of the selected task descriptor as being in the done state is performed in response to a navigation record identifying the done-state of the selected task descriptor as satisfied by display content present in a redacted frame captured during the guiding, the at least one generalized fact appended upon the marking comprising an indication, recorded during the guiding, that a control named in a step was absent from the display and that a different control performing an equivalent function was used.</w:t>
-      </w:r>
-    </w:p>
-    <w:p>
-      <w:pPr>
-        <w:keepLines/>
-        <w:spacing w:after="200" w:line="276"/>
-        <w:jc w:val="left"/>
-      </w:pPr>
-      <w:r>
-        <w:rPr>
-          <w:rFonts w:ascii="Times New Roman" w:cs="Times New Roman" w:eastAsia="Times New Roman" w:hAnsi="Times New Roman"/>
-          <w:b/>
-          <w:bCs/>
-          <w:sz w:val="24"/>
-          <w:szCs w:val="24"/>
-        </w:rPr>
-        <w:t xml:space="preserve">26.</w:t>
-      </w:r>
-      <w:r>
-        <w:rPr>
-          <w:rFonts w:ascii="Times New Roman" w:cs="Times New Roman" w:eastAsia="Times New Roman" w:hAnsi="Times New Roman"/>
-          <w:sz w:val="24"/>
-          <w:szCs w:val="24"/>
-        </w:rPr>
-        <w:t xml:space="preserve"> The method of claim 22, further comprising generating, on request, a project report that aggregates the guiding of every task descriptor of the project map, the project report comprising at least one of: (i) for each task descriptor in the done state, the done-state of that task descriptor, the recorded outcome, and each step of its ordered plan of steps whose visible-when-done condition was identified as satisfied together with that visible-when-done condition, listed under the project end-state and its checks, and, for each task descriptor not in the done state, only a title and a state; (ii) for each task descriptor, each step of its ordered plan of steps that a deterministic security gate annotated as destructive together with a reason, and each flag raised during the guiding of that task descriptor; and (iii) each task descriptor not in the done state together with its state and each flag raised during its guiding.</w:t>
-      </w:r>
-    </w:p>
-    <w:p>
-      <w:pPr>
-        <w:keepLines/>
-        <w:spacing w:after="200" w:line="276"/>
-        <w:jc w:val="left"/>
-      </w:pPr>
-      <w:r>
-        <w:rPr>
-          <w:rFonts w:ascii="Times New Roman" w:cs="Times New Roman" w:eastAsia="Times New Roman" w:hAnsi="Times New Roman"/>
-          <w:b/>
-          <w:bCs/>
-          <w:sz w:val="24"/>
-          <w:szCs w:val="24"/>
-        </w:rPr>
-        <w:t xml:space="preserve">27.</w:t>
-      </w:r>
-      <w:r>
-        <w:rPr>
-          <w:rFonts w:ascii="Times New Roman" w:cs="Times New Roman" w:eastAsia="Times New Roman" w:hAnsi="Times New Roman"/>
-          <w:sz w:val="24"/>
-          <w:szCs w:val="24"/>
-        </w:rPr>
-        <w:t xml:space="preserve"> The method of claim 22, wherein the human performer is a member of a tenant, and the project map is obtained only when a guidance depth resolved for the human performer is a deep depth, the guidance depth being a pool depth assigned by an administrator of the tenant to a seat pool to which the human performer belongs, clamped to a tenant ceiling set by a platform operator above the administrator of the tenant, such that the administrator of the tenant cannot grant a depth exceeding the tenant ceiling, and wherein a human performer whose resolved guidance depth is not the deep depth and who states a goal comprising a plurality of workflows is offered a single-task goal and no project map.</w:t>
-      </w:r>
-    </w:p>
-    <w:p>
-      <w:pPr>
-        <w:keepLines/>
-        <w:spacing w:after="200" w:line="276"/>
-        <w:jc w:val="left"/>
-      </w:pPr>
-      <w:r>
-        <w:rPr>
-          <w:rFonts w:ascii="Times New Roman" w:cs="Times New Roman" w:eastAsia="Times New Roman" w:hAnsi="Times New Roman"/>
-          <w:b/>
-          <w:bCs/>
-          <w:sz w:val="24"/>
-          <w:szCs w:val="24"/>
-        </w:rPr>
-        <w:t xml:space="preserve">28.</w:t>
-      </w:r>
-      <w:r>
-        <w:rPr>
-          <w:rFonts w:ascii="Times New Roman" w:cs="Times New Roman" w:eastAsia="Times New Roman" w:hAnsi="Times New Roman"/>
-          <w:sz w:val="24"/>
-          <w:szCs w:val="24"/>
-        </w:rPr>
-        <w:t xml:space="preserve"> A system comprising:</w:t>
-      </w:r>
-    </w:p>
-    <w:p>
-      <w:pPr>
-        <w:keepLines w:val="false"/>
-        <w:spacing w:after="160" w:line="276"/>
-        <w:jc w:val="left"/>
-      </w:pPr>
-      <w:r>
-        <w:rPr>
-          <w:rFonts w:ascii="Times New Roman" w:cs="Times New Roman" w:eastAsia="Times New Roman" w:hAnsi="Times New Roman"/>
-          <w:sz w:val="24"/>
-          <w:szCs w:val="24"/>
-        </w:rPr>
-        <w:t xml:space="preserve">a guidance client configured to execute on a user device having a display on which one or more target applications are rendered, the guidance client comprising a capture module configured to capture frames of the display, an on-device redaction engine configured to redact each captured frame on the user device before the frame leaves the user device, and a presentation layer configured to present a single instruction on the display without injecting any input event into the one or more target applications; and</w:t>
-      </w:r>
-    </w:p>
-    <w:p>
-      <w:pPr>
-        <w:keepLines w:val="false"/>
-        <w:spacing w:after="160" w:line="276"/>
-        <w:jc w:val="left"/>
-      </w:pPr>
-      <w:r>
-        <w:rPr>
-          <w:rFonts w:ascii="Times New Roman" w:cs="Times New Roman" w:eastAsia="Times New Roman" w:hAnsi="Times New Roman"/>
-          <w:sz w:val="24"/>
-          <w:szCs w:val="24"/>
-        </w:rPr>
-        <w:t xml:space="preserve">a guidance server comprising:</w:t>
-      </w:r>
-    </w:p>
-    <w:p>
-      <w:pPr>
-        <w:keepLines w:val="false"/>
-        <w:spacing w:after="160" w:line="276"/>
-        <w:jc w:val="left"/>
-      </w:pPr>
-      <w:r>
-        <w:rPr>
-          <w:rFonts w:ascii="Times New Roman" w:cs="Times New Roman" w:eastAsia="Times New Roman" w:hAnsi="Times New Roman"/>
-          <w:sz w:val="24"/>
-          <w:szCs w:val="24"/>
-        </w:rPr>
-        <w:t xml:space="preserve">a map planner configured to obtain, from a planning machine-learning model and from a project goal stated by a human performer, a project map comprising an ordered plurality of task descriptors and a project end-state, each task descriptor comprising a task goal, a done-state describing display content that will be visible on the display when the task is complete, and a set of dependencies each referencing another task descriptor of the project map, the project map containing no step-level instruction;</w:t>
-      </w:r>
-    </w:p>
-    <w:p>
-      <w:pPr>
-        <w:keepLines w:val="false"/>
-        <w:spacing w:after="160" w:line="276"/>
-        <w:jc w:val="left"/>
-      </w:pPr>
-      <w:r>
-        <w:rPr>
-          <w:rFonts w:ascii="Times New Roman" w:cs="Times New Roman" w:eastAsia="Times New Roman" w:hAnsi="Times New Roman"/>
-          <w:sz w:val="24"/>
-          <w:szCs w:val="24"/>
-        </w:rPr>
-        <w:t xml:space="preserve">a project store configured to store the project map together with a learnings ledger of generalized facts scoped to the project;</w:t>
-      </w:r>
-    </w:p>
-    <w:p>
-      <w:pPr>
-        <w:keepLines w:val="false"/>
-        <w:spacing w:after="160" w:line="276"/>
-        <w:jc w:val="left"/>
-      </w:pPr>
-      <w:r>
-        <w:rPr>
-          <w:rFonts w:ascii="Times New Roman" w:cs="Times New Roman" w:eastAsia="Times New Roman" w:hAnsi="Times New Roman"/>
-          <w:sz w:val="24"/>
-          <w:szCs w:val="24"/>
-        </w:rPr>
-        <w:t xml:space="preserve">a next-task selector configured to select, as a selected task descriptor, the lowest-ordered task descriptor of the project map that is not in a done state and whose dependencies are each in the done state;</w:t>
-      </w:r>
-    </w:p>
-    <w:p>
-      <w:pPr>
-        <w:keepLines w:val="false"/>
-        <w:spacing w:after="160" w:line="276"/>
-        <w:jc w:val="left"/>
-      </w:pPr>
-      <w:r>
-        <w:rPr>
-          <w:rFonts w:ascii="Times New Roman" w:cs="Times New Roman" w:eastAsia="Times New Roman" w:hAnsi="Times New Roman"/>
-          <w:sz w:val="24"/>
-          <w:szCs w:val="24"/>
-        </w:rPr>
-        <w:t xml:space="preserve">a just-in-time expander configured to obtain from the planning machine-learning model, in response to the selection and not before, an ordered plan of steps for the selected task descriptor only, each step comprising an instruction and a visible-when-done condition, the just-in-time expander supplying the planning machine-learning model with the task goal of the selected task descriptor and with the contents of the learnings ledger as current verified facts; and</w:t>
-      </w:r>
-    </w:p>
-    <w:p>
-      <w:pPr>
-        <w:keepLines w:val="false"/>
-        <w:spacing w:after="160" w:line="276"/>
-        <w:jc w:val="left"/>
-      </w:pPr>
-      <w:r>
-        <w:rPr>
-          <w:rFonts w:ascii="Times New Roman" w:cs="Times New Roman" w:eastAsia="Times New Roman" w:hAnsi="Times New Roman"/>
-          <w:sz w:val="24"/>
-          <w:szCs w:val="24"/>
-        </w:rPr>
-        <w:t xml:space="preserve">a navigation module configured to obtain, from a machine-learning model having image-understanding capability and from each redacted frame received from the guidance client together with the ordered plan of steps, a navigation record identifying each step whose visible-when-done condition is shown satisfied in that redacted frame, a single current step and the single instruction for the current step, and to advance the current step only when a subsequently received redacted frame yields a navigation record identifying the visible-when-done condition of the current step as satisfied;</w:t>
-      </w:r>
-    </w:p>
-    <w:p>
-      <w:pPr>
-        <w:keepLines w:val="false"/>
-        <w:spacing w:after="160" w:line="276"/>
-        <w:jc w:val="left"/>
-      </w:pPr>
-      <w:r>
-        <w:rPr>
-          <w:rFonts w:ascii="Times New Roman" w:cs="Times New Roman" w:eastAsia="Times New Roman" w:hAnsi="Times New Roman"/>
-          <w:sz w:val="24"/>
-          <w:szCs w:val="24"/>
-        </w:rPr>
-        <w:t xml:space="preserve">wherein the guidance server is further configured to append to the learnings ledger, in association with the selected task descriptor and deduplicated by normalized comparison of fact text, at least one generalized fact derived from the obtaining of the ordered plan of steps or from the guiding of the selected task descriptor, to mark the selected task descriptor as being in the done state upon completion of the guiding and to record for it an outcome comprising a count of the steps whose visible-when-done conditions were identified as satisfied, to cause the next-task selector and the just-in-time expander to operate for each remaining task descriptor such that the ordered plan of steps for a later task descriptor is generated from generalized facts appended during earlier task descriptors of the same project, and to declare the project complete only when every task descriptor of the project map is in the done state and the project end-state is shown satisfied.</w:t>
-      </w:r>
-    </w:p>
-    <w:p>
-      <w:pPr>
-        <w:keepLines/>
-        <w:spacing w:after="200" w:line="276"/>
-        <w:jc w:val="left"/>
-      </w:pPr>
-      <w:r>
-        <w:rPr>
-          <w:rFonts w:ascii="Times New Roman" w:cs="Times New Roman" w:eastAsia="Times New Roman" w:hAnsi="Times New Roman"/>
-          <w:b/>
-          <w:bCs/>
-          <w:sz w:val="24"/>
-          <w:szCs w:val="24"/>
-        </w:rPr>
-        <w:t xml:space="preserve">29.</w:t>
-      </w:r>
-      <w:r>
-        <w:rPr>
-          <w:rFonts w:ascii="Times New Roman" w:cs="Times New Roman" w:eastAsia="Times New Roman" w:hAnsi="Times New Roman"/>
-          <w:sz w:val="24"/>
-          <w:szCs w:val="24"/>
-        </w:rPr>
-        <w:t xml:space="preserve"> A non-transitory computer-readable medium storing instructions that, when executed by one or more processors of a guidance server and of a user device having a display on which one or more target applications are rendered, cause performance of operations comprising:</w:t>
-      </w:r>
-    </w:p>
-    <w:p>
-      <w:pPr>
-        <w:keepLines w:val="false"/>
-        <w:spacing w:after="160" w:line="276"/>
-        <w:jc w:val="left"/>
-      </w:pPr>
-      <w:r>
-        <w:rPr>
-          <w:rFonts w:ascii="Times New Roman" w:cs="Times New Roman" w:eastAsia="Times New Roman" w:hAnsi="Times New Roman"/>
-          <w:sz w:val="24"/>
-          <w:szCs w:val="24"/>
-        </w:rPr>
-        <w:t xml:space="preserve">receiving a project goal stated by a human performer;</w:t>
-      </w:r>
-    </w:p>
-    <w:p>
-      <w:pPr>
-        <w:keepLines w:val="false"/>
-        <w:spacing w:after="160" w:line="276"/>
-        <w:jc w:val="left"/>
-      </w:pPr>
-      <w:r>
-        <w:rPr>
-          <w:rFonts w:ascii="Times New Roman" w:cs="Times New Roman" w:eastAsia="Times New Roman" w:hAnsi="Times New Roman"/>
-          <w:sz w:val="24"/>
-          <w:szCs w:val="24"/>
-        </w:rPr>
-        <w:t xml:space="preserve">obtaining, from a planning machine-learning model, a project map comprising an ordered plurality of task descriptors and a project end-state, each task descriptor comprising a task goal, a done-state describing display content that will be visible on the display when the task is complete, and a set of dependencies each referencing another task descriptor of the project map, the project map containing no step-level instruction;</w:t>
-      </w:r>
-    </w:p>
-    <w:p>
-      <w:pPr>
-        <w:keepLines w:val="false"/>
-        <w:spacing w:after="160" w:line="276"/>
-        <w:jc w:val="left"/>
-      </w:pPr>
-      <w:r>
-        <w:rPr>
-          <w:rFonts w:ascii="Times New Roman" w:cs="Times New Roman" w:eastAsia="Times New Roman" w:hAnsi="Times New Roman"/>
-          <w:sz w:val="24"/>
-          <w:szCs w:val="24"/>
-        </w:rPr>
-        <w:t xml:space="preserve">applying to the project map, before the project map is stored, a deterministic gate that invokes no machine-learning model and that rejects the project map, returning the project goal as a single task, when fewer than two task descriptors having both a task goal and a non-empty done-state and having distinct normalized labels remain, and that rejects the project map when any dependency references a task descriptor absent from the project map, when the dependencies form a cycle, or when the project end-state is empty;</w:t>
-      </w:r>
-    </w:p>
-    <w:p>
-      <w:pPr>
-        <w:keepLines w:val="false"/>
-        <w:spacing w:after="160" w:line="276"/>
-        <w:jc w:val="left"/>
-      </w:pPr>
-      <w:r>
-        <w:rPr>
-          <w:rFonts w:ascii="Times New Roman" w:cs="Times New Roman" w:eastAsia="Times New Roman" w:hAnsi="Times New Roman"/>
-          <w:sz w:val="24"/>
-          <w:szCs w:val="24"/>
-        </w:rPr>
-        <w:t xml:space="preserve">storing the project map that passes the deterministic gate together with a learnings ledger of generalized facts scoped to the project;</w:t>
-      </w:r>
-    </w:p>
-    <w:p>
-      <w:pPr>
-        <w:keepLines w:val="false"/>
-        <w:spacing w:after="160" w:line="276"/>
-        <w:jc w:val="left"/>
-      </w:pPr>
-      <w:r>
-        <w:rPr>
-          <w:rFonts w:ascii="Times New Roman" w:cs="Times New Roman" w:eastAsia="Times New Roman" w:hAnsi="Times New Roman"/>
-          <w:sz w:val="24"/>
-          <w:szCs w:val="24"/>
-        </w:rPr>
-        <w:t xml:space="preserve">selecting, as a selected task descriptor, the lowest-ordered task descriptor of the project map that is not in a done state and whose dependencies are each in the done state;</w:t>
-      </w:r>
-    </w:p>
-    <w:p>
-      <w:pPr>
-        <w:keepLines w:val="false"/>
-        <w:spacing w:after="160" w:line="276"/>
-        <w:jc w:val="left"/>
-      </w:pPr>
-      <w:r>
-        <w:rPr>
-          <w:rFonts w:ascii="Times New Roman" w:cs="Times New Roman" w:eastAsia="Times New Roman" w:hAnsi="Times New Roman"/>
-          <w:sz w:val="24"/>
-          <w:szCs w:val="24"/>
-        </w:rPr>
-        <w:t xml:space="preserve">in response to the selecting, and not before, obtaining from the planning machine-learning model an ordered plan of steps for the selected task descriptor only, each step comprising an instruction and a visible-when-done condition describing display content that will be present when the step has been performed, the planning machine-learning model being supplied with the task goal of the selected task descriptor and with the contents of the learnings ledger as current verified facts;</w:t>
-      </w:r>
-    </w:p>
-    <w:p>
-      <w:pPr>
-        <w:keepLines w:val="false"/>
-        <w:spacing w:after="160" w:line="276"/>
-        <w:jc w:val="left"/>
-      </w:pPr>
-      <w:r>
-        <w:rPr>
-          <w:rFonts w:ascii="Times New Roman" w:cs="Times New Roman" w:eastAsia="Times New Roman" w:hAnsi="Times New Roman"/>
-          <w:sz w:val="24"/>
-          <w:szCs w:val="24"/>
-        </w:rPr>
-        <w:t xml:space="preserve">guiding the human performer through the ordered plan of steps by, for each step, presenting a single instruction on the display without injecting any input event into the one or more target applications, capturing a frame of the display after the presenting, redacting the frame on the user device before the frame leaves the user device, obtaining from a machine-learning model having image-understanding capability a navigation record generated from the redacted frame and the ordered plan of steps, and advancing to a subsequent step only when the navigation record identifies the visible-when-done condition of the step as satisfied by display content present in the redacted frame;</w:t>
-      </w:r>
-    </w:p>
-    <w:p>
-      <w:pPr>
-        <w:keepLines w:val="false"/>
-        <w:spacing w:after="160" w:line="276"/>
-        <w:jc w:val="left"/>
-      </w:pPr>
-      <w:r>
-        <w:rPr>
-          <w:rFonts w:ascii="Times New Roman" w:cs="Times New Roman" w:eastAsia="Times New Roman" w:hAnsi="Times New Roman"/>
-          <w:sz w:val="24"/>
-          <w:szCs w:val="24"/>
-        </w:rPr>
-        <w:t xml:space="preserve">appending to the learnings ledger, in association with the selected task descriptor, at least one generalized fact derived from the obtaining of the ordered plan of steps or from the guiding, the appending being deduplicated against existing entries of the learnings ledger by normalized comparison of fact text;</w:t>
-      </w:r>
-    </w:p>
-    <w:p>
-      <w:pPr>
-        <w:keepLines w:val="false"/>
-        <w:spacing w:after="160" w:line="276"/>
-        <w:jc w:val="left"/>
-      </w:pPr>
-      <w:r>
-        <w:rPr>
-          <w:rFonts w:ascii="Times New Roman" w:cs="Times New Roman" w:eastAsia="Times New Roman" w:hAnsi="Times New Roman"/>
-          <w:sz w:val="24"/>
-          <w:szCs w:val="24"/>
-        </w:rPr>
-        <w:t xml:space="preserve">upon completion of the guiding for the selected task descriptor, marking the selected task descriptor as being in the done state and recording for the selected task descriptor an outcome comprising a count of the steps whose visible-when-done conditions were identified as satisfied;</w:t>
-      </w:r>
-    </w:p>
-    <w:p>
-      <w:pPr>
-        <w:keepLines w:val="false"/>
-        <w:spacing w:after="160" w:line="276"/>
-        <w:jc w:val="left"/>
-      </w:pPr>
-      <w:r>
-        <w:rPr>
-          <w:rFonts w:ascii="Times New Roman" w:cs="Times New Roman" w:eastAsia="Times New Roman" w:hAnsi="Times New Roman"/>
-          <w:sz w:val="24"/>
-          <w:szCs w:val="24"/>
-        </w:rPr>
-        <w:t xml:space="preserve">repeating the selecting, the obtaining of an ordered plan of steps, the guiding, the appending and the marking for each remaining task descriptor of the project map; and</w:t>
-      </w:r>
-    </w:p>
-    <w:p>
-      <w:pPr>
-        <w:keepLines w:val="false"/>
-        <w:spacing w:after="160" w:line="276"/>
-        <w:jc w:val="left"/>
-      </w:pPr>
-      <w:r>
-        <w:rPr>
-          <w:rFonts w:ascii="Times New Roman" w:cs="Times New Roman" w:eastAsia="Times New Roman" w:hAnsi="Times New Roman"/>
-          <w:sz w:val="24"/>
-          <w:szCs w:val="24"/>
-        </w:rPr>
-        <w:t xml:space="preserve">declaring the project complete only when every task descriptor of the project map is in the done state and the project end-state is shown satisfied.</w:t>
       </w:r>
     </w:p>
     <w:p>
